--- a/thesis/THESIS_DRAFT_REVISED_V4.docx
+++ b/thesis/THESIS_DRAFT_REVISED_V4.docx
@@ -1268,7 +1268,7 @@
         <w:rPr>
           <w:rFonts w:hint="eastAsia"/>
         </w:rPr>
-        <w:t xml:space="preserve">综合来看，现有研究在代谢组学数据分析方法上已取得了较丰富的成果，但在系统集成层面仍存在以下不足：批次效应校正与缺失值填充通常作为独立模块分步处理，缺乏整合框架；现有平台对深度学习方法的集成程度有限，缺乏与传统方法的定量对比评估；从数据预处理到下游分析、结果可视化的全流程一体化</w:t>
+        <w:t xml:space="preserve">综合来看，现有研究在代谢组学数据分析方法上已积累了较为丰富的成果，但在系统集成层面仍存在以下不足：批次效应校正与缺失值填充通常作为独立模块分步处理，缺乏整合框架；现有平台对深度学习方法的集成程度有限，缺乏与传统方法的定量对比评估；从数据预处理到下游分析、结果可视化的全流程一体化</w:t>
       </w:r>
       <w:r>
         <w:t xml:space="preserve"> Web </w:t>
@@ -1277,7 +1277,7 @@
         <w:rPr>
           <w:rFonts w:hint="eastAsia"/>
         </w:rPr>
-        <w:t xml:space="preserve">平台仍较为缺乏；代谢组学知识图谱溯源功能尚未在分析平台中得到广泛集成。上述不足为本文的研究工作提供了明确的出发点。</w:t>
+        <w:t xml:space="preserve">平台仍较为缺乏；代谢组学知识图谱溯源功能尚未在分析平台中得到广泛集成。上述不足构成了本文研究工作的出发点。</w:t>
       </w:r>
     </w:p>
     <w:bookmarkEnd w:id="17"/>
@@ -3511,7 +3511,7 @@
         <w:rPr>
           <w:rFonts w:hint="eastAsia"/>
         </w:rPr>
-        <w:t xml:space="preserve">Wang（2018）将去噪自动编码器引入缺失值填充任务而提出[8]。该方法在已观测位置添加随机噪声并训练网络重建原始值，在多种数据集上展现出优于传统方法的填充精度，是后续</w:t>
+        <w:t xml:space="preserve">Wang（2018）将去噪自动编码器引入缺失值填充任务而提出[8]。该方法在已观测位置添加随机噪声并训练网络重建原始值，在多种数据集上展现出优于传统方法的填充精度，为后续</w:t>
       </w:r>
       <w:r>
         <w:t xml:space="preserve"> Autoencoder </w:t>
@@ -3520,7 +3520,7 @@
         <w:rPr>
           <w:rFonts w:hint="eastAsia"/>
         </w:rPr>
-        <w:t xml:space="preserve">类填充方法的重要基础。</w:t>
+        <w:t xml:space="preserve">类填充方法的发展提供了方法论参照。</w:t>
       </w:r>
     </w:p>
     <w:p>
@@ -7055,7 +7055,7 @@
         <w:rPr>
           <w:rFonts w:hint="eastAsia"/>
         </w:rPr>
-        <w:t xml:space="preserve">0.1）作为正则化抑制过拟合，潜空间维度的选择基于”潜空间维度应小于样本数与特征数”的经验规则。Autoencoder</w:t>
+        <w:t xml:space="preserve">0.1）作为正则化抑制过拟合，潜空间维度按照”维度不超过样本数与特征数之较小值”的经验原则设置。Autoencoder</w:t>
       </w:r>
       <w:r>
         <w:t xml:space="preserve"> </w:t>
@@ -8805,7 +8805,7 @@
         <w:rPr>
           <w:rFonts w:hint="eastAsia"/>
         </w:rPr>
-        <w:t xml:space="preserve">方法的设计思想是：假设批次效应主要为各批次在每个特征上的位置（均值）和尺度（标准差）系统性偏移，通过将各批次分布对齐到全局分布消除偏差。对于特征</w:t>
+        <w:t xml:space="preserve">方法的设计思想是：假设批次效应主要表现为各批次在每个特征上的位置（均值）和尺度（标准差）的系统性偏移，通过将各批次分布对齐到全局分布消除偏差。对于特征</w:t>
       </w:r>
       <w:r>
         <w:t xml:space="preserve"> </w:t>
@@ -9560,7 +9560,7 @@
         <w:rPr>
           <w:rFonts w:hint="eastAsia"/>
         </w:rPr>
-        <w:t xml:space="preserve">或全特征恒等等病理输入时，记录警告并直接回退到</w:t>
+        <w:t xml:space="preserve">或全特征恒定等异常输入时，记录警告并直接回退到</w:t>
       </w:r>
       <w:r>
         <w:t xml:space="preserve"> Baseline </w:t>
@@ -10962,24 +10962,7 @@
         <w:rPr>
           <w:rFonts w:hint="eastAsia"/>
         </w:rPr>
-        <w:t xml:space="preserve">值。对全部</w:t>
-      </w:r>
-      <w:r>
-        <w:t xml:space="preserve"> </w:t>
-      </w:r>
-      <m:oMath>
-        <m:r>
-          <m:t>p</m:t>
-        </m:r>
-      </m:oMath>
-      <w:r>
-        <w:t xml:space="preserve"> </w:t>
-      </w:r>
-      <w:r>
-        <w:rPr>
-          <w:rFonts w:hint="eastAsia"/>
-        </w:rPr>
-        <w:t xml:space="preserve">个</w:t>
+        <w:t xml:space="preserve">值。对全部特征的</w:t>
       </w:r>
       <w:r>
         <w:t xml:space="preserve"> </w:t>
@@ -13049,7 +13032,16 @@
         <w:rPr>
           <w:rFonts w:hint="eastAsia"/>
         </w:rPr>
-        <w:t xml:space="preserve">78.3%），证明了深度学习方法在代谢组学缺失值填充任务上的有效性，能够有效捕获特征间的非线性依赖结构。KNN</w:t>
+        <w:t xml:space="preserve">78.3%），表明深度学习方法在代谢组学缺失值填充任务上具有明显优势，其</w:t>
+      </w:r>
+      <w:r>
+        <w:t xml:space="preserve"> Encoder-Decoder </w:t>
+      </w:r>
+      <w:r>
+        <w:rPr>
+          <w:rFonts w:hint="eastAsia"/>
+        </w:rPr>
+        <w:t xml:space="preserve">结构能够建模特征间的非线性依赖。KNN</w:t>
       </w:r>
       <w:r>
         <w:t xml:space="preserve"> </w:t>
@@ -13103,7 +13095,7 @@
         <w:rPr>
           <w:rFonts w:hint="eastAsia"/>
         </w:rPr>
-        <w:t xml:space="preserve">倍，体现了忽略特征间相关结构的局限。三次重复实验的</w:t>
+        <w:t xml:space="preserve">倍，反映出完全忽略特征间相关结构所带来的精度损失。三次重复实验的</w:t>
       </w:r>
       <w:r>
         <w:t xml:space="preserve"> RMSE </w:t>
@@ -18433,7 +18425,7 @@
         <w:rPr>
           <w:rFonts w:hint="eastAsia"/>
         </w:rPr>
-        <w:t xml:space="preserve">同步请求的超时限制，因此暂时牺牲了交互层面的易用性。</w:t>
+        <w:t xml:space="preserve">同步请求的超时限制，故暂时牺牲了交互层面的易用性。</w:t>
       </w:r>
     </w:p>
     <w:p>
@@ -18958,4110 +18950,8 @@
         </w:pict>
       </w:r>
     </w:p>
-    <w:p>
-      <w:pPr>
-        <w:pStyle w:val="FirstParagraph"/>
-      </w:pPr>
-      <w:r>
-        <w:rPr>
-          <w:rFonts w:hint="eastAsia"/>
-        </w:rPr>
-        <w:t xml:space="preserve">全文正文润色完成。</w:t>
-      </w:r>
-    </w:p>
-    <w:p>
-      <w:r>
-        <w:pict>
-          <v:rect style="width:0;height:1.5pt" o:hralign="center" o:hrstd="t" o:hr="t"/>
-        </w:pict>
-      </w:r>
-    </w:p>
     <w:bookmarkEnd w:id="92"/>
     <w:bookmarkEnd w:id="93"/>
-    <w:bookmarkStart w:id="108" w:name="part-2-review-comments"/>
-    <w:p>
-      <w:pPr>
-        <w:pStyle w:val="Heading1"/>
-      </w:pPr>
-      <w:r>
-        <w:t xml:space="preserve">Part 2 [Review Comments]</w:t>
-      </w:r>
-    </w:p>
-    <w:p>
-      <w:pPr>
-        <w:pStyle w:val="FirstParagraph"/>
-      </w:pPr>
-      <w:r>
-        <w:rPr>
-          <w:rFonts w:hint="eastAsia"/>
-        </w:rPr>
-        <w:t xml:space="preserve">以下为全文审阅注释，按章节顺序列出所有已修改或建议关注的问题，供作者参考。</w:t>
-      </w:r>
-    </w:p>
-    <w:p>
-      <w:r>
-        <w:pict>
-          <v:rect style="width:0;height:1.5pt" o:hralign="center" o:hrstd="t" o:hr="t"/>
-        </w:pict>
-      </w:r>
-    </w:p>
-    <w:bookmarkStart w:id="94" w:name="整体评价"/>
-    <w:p>
-      <w:pPr>
-        <w:pStyle w:val="Heading2"/>
-      </w:pPr>
-      <w:r>
-        <w:rPr>
-          <w:rFonts w:hint="eastAsia"/>
-        </w:rPr>
-        <w:t xml:space="preserve">整体评价</w:t>
-      </w:r>
-    </w:p>
-    <w:p>
-      <w:pPr>
-        <w:pStyle w:val="FirstParagraph"/>
-      </w:pPr>
-      <w:r>
-        <w:rPr>
-          <w:rFonts w:hint="eastAsia"/>
-        </w:rPr>
-        <w:t xml:space="preserve">本版（V3）在</w:t>
-      </w:r>
-      <w:r>
-        <w:t xml:space="preserve"> V2 </w:t>
-      </w:r>
-      <w:r>
-        <w:rPr>
-          <w:rFonts w:hint="eastAsia"/>
-        </w:rPr>
-        <w:t xml:space="preserve">基础上根据导师”算法与实验数据相邻、系统设计与系统实现相邻”的反馈，对全书章序做了一次结构性重排，使章节顺序更符合工程类学位论文的叙事逻辑。整体调整脉络如下：</w:t>
-      </w:r>
-    </w:p>
-    <w:p>
-      <w:pPr>
-        <w:pStyle w:val="BodyText"/>
-      </w:pPr>
-      <w:r>
-        <w:t xml:space="preserve">V2 </w:t>
-      </w:r>
-      <w:r>
-        <w:rPr>
-          <w:rFonts w:hint="eastAsia"/>
-        </w:rPr>
-        <w:t xml:space="preserve">阶段的主要工作是将原属于第二章但实际上是”自研算法设计”的内容（Autoencoder</w:t>
-      </w:r>
-      <w:r>
-        <w:t xml:space="preserve"> </w:t>
-      </w:r>
-      <w:r>
-        <w:rPr>
-          <w:rFonts w:hint="eastAsia"/>
-        </w:rPr>
-        <w:t xml:space="preserve">网络结构、Masked</w:t>
-      </w:r>
-      <w:r>
-        <w:t xml:space="preserve"> Reconstruction </w:t>
-      </w:r>
-      <w:r>
-        <w:rPr>
-          <w:rFonts w:hint="eastAsia"/>
-        </w:rPr>
-        <w:t xml:space="preserve">训练策略、Mask-then-Impute</w:t>
-      </w:r>
-      <w:r>
-        <w:t xml:space="preserve"> </w:t>
-      </w:r>
-      <w:r>
-        <w:rPr>
-          <w:rFonts w:hint="eastAsia"/>
-        </w:rPr>
-        <w:t xml:space="preserve">评估框架、Baseline</w:t>
-      </w:r>
-      <w:r>
-        <w:t xml:space="preserve"> </w:t>
-      </w:r>
-      <w:r>
-        <w:rPr>
-          <w:rFonts w:hint="eastAsia"/>
-        </w:rPr>
-        <w:t xml:space="preserve">校正公式、Silhouette</w:t>
-      </w:r>
-      <w:r>
-        <w:t xml:space="preserve"> / </w:t>
-      </w:r>
-      <w:r>
-        <w:rPr>
-          <w:rFonts w:hint="eastAsia"/>
-        </w:rPr>
-        <w:t xml:space="preserve">批次质心距离公式与具体数值表）全部下沉到独立的算法章，使第二章回归为纯综述章节，算法章则承担完整的算法设计与公式推导职责；同时新增了基于深度学习的填充方法综述（MIDA</w:t>
-      </w:r>
-      <w:r>
-        <w:t xml:space="preserve"> / scVI / </w:t>
-      </w:r>
-      <w:r>
-        <w:rPr>
-          <w:rFonts w:hint="eastAsia"/>
-        </w:rPr>
-        <w:t xml:space="preserve">DM-RN）、单细胞领域批次校正方法综述（Harmony</w:t>
-      </w:r>
-      <w:r>
-        <w:t xml:space="preserve"> / BBKNN / </w:t>
-      </w:r>
-      <w:r>
-        <w:rPr>
-          <w:rFonts w:hint="eastAsia"/>
-        </w:rPr>
-        <w:t xml:space="preserve">scVI）以及现有平台（MetaboAnalyst</w:t>
-      </w:r>
-      <w:r>
-        <w:t xml:space="preserve"> / XCMS </w:t>
-      </w:r>
-      <w:r>
-        <w:rPr>
-          <w:rFonts w:hint="eastAsia"/>
-        </w:rPr>
-        <w:t xml:space="preserve">Online）对比与不足分析。</w:t>
-      </w:r>
-    </w:p>
-    <w:p>
-      <w:pPr>
-        <w:pStyle w:val="BodyText"/>
-      </w:pPr>
-      <w:r>
-        <w:t xml:space="preserve">V3 </w:t>
-      </w:r>
-      <w:r>
-        <w:rPr>
-          <w:rFonts w:hint="eastAsia"/>
-        </w:rPr>
-        <w:t xml:space="preserve">阶段则保留</w:t>
-      </w:r>
-      <w:r>
-        <w:t xml:space="preserve"> V2 </w:t>
-      </w:r>
-      <w:r>
-        <w:rPr>
-          <w:rFonts w:hint="eastAsia"/>
-        </w:rPr>
-        <w:t xml:space="preserve">全部内容修改与公式补全，仅调整章序：将”核心算法设计与实现”上提至第三章（紧接第二章综述）、</w:t>
-      </w:r>
-      <w:r>
-        <w:rPr>
-          <w:rFonts w:hint="eastAsia"/>
-        </w:rPr>
-        <w:t xml:space="preserve">“实验与结果分析”</w:t>
-      </w:r>
-      <w:r>
-        <w:rPr>
-          <w:rFonts w:hint="eastAsia"/>
-        </w:rPr>
-        <w:t xml:space="preserve">上提至第四章（紧接第三章算法），形成”综述</w:t>
-      </w:r>
-      <w:r>
-        <w:t xml:space="preserve"> → </w:t>
-      </w:r>
-      <w:r>
-        <w:rPr>
-          <w:rFonts w:hint="eastAsia"/>
-        </w:rPr>
-        <w:t xml:space="preserve">算法</w:t>
-      </w:r>
-      <w:r>
-        <w:t xml:space="preserve"> → </w:t>
-      </w:r>
-      <w:r>
-        <w:rPr>
-          <w:rFonts w:hint="eastAsia"/>
-        </w:rPr>
-        <w:t xml:space="preserve">实验”的方法论闭环；将”系统总体设计”下移至第五章、</w:t>
-      </w:r>
-      <w:r>
-        <w:t xml:space="preserve">“Web </w:t>
-      </w:r>
-      <w:r>
-        <w:rPr>
-          <w:rFonts w:hint="eastAsia"/>
-        </w:rPr>
-        <w:t xml:space="preserve">系统工程实现”</w:t>
-      </w:r>
-      <w:r>
-        <w:rPr>
-          <w:rFonts w:hint="eastAsia"/>
-        </w:rPr>
-        <w:t xml:space="preserve">下移至第六章，形成”系统设计</w:t>
-      </w:r>
-      <w:r>
-        <w:t xml:space="preserve"> → </w:t>
-      </w:r>
-      <w:r>
-        <w:rPr>
-          <w:rFonts w:hint="eastAsia"/>
-        </w:rPr>
-        <w:t xml:space="preserve">系统实现”的工程落地闭环。两条主线相邻成章，互不交错，符合导师反馈意见。</w:t>
-      </w:r>
-    </w:p>
-    <w:p>
-      <w:r>
-        <w:pict>
-          <v:rect style="width:0;height:1.5pt" o:hralign="center" o:hrstd="t" o:hr="t"/>
-        </w:pict>
-      </w:r>
-    </w:p>
-    <w:bookmarkEnd w:id="94"/>
-    <w:bookmarkStart w:id="95" w:name="本次大改要点"/>
-    <w:p>
-      <w:pPr>
-        <w:pStyle w:val="Heading2"/>
-      </w:pPr>
-      <w:r>
-        <w:rPr>
-          <w:rFonts w:hint="eastAsia"/>
-        </w:rPr>
-        <w:t xml:space="preserve">本次大改要点</w:t>
-      </w:r>
-    </w:p>
-    <w:p>
-      <w:pPr>
-        <w:pStyle w:val="FirstParagraph"/>
-      </w:pPr>
-      <w:r>
-        <w:rPr>
-          <w:rFonts w:hint="eastAsia"/>
-        </w:rPr>
-        <w:t xml:space="preserve">[结构</w:t>
-      </w:r>
-      <w:r>
-        <w:t xml:space="preserve"> V3-A] </w:t>
-      </w:r>
-      <w:r>
-        <w:rPr>
-          <w:rFonts w:hint="eastAsia"/>
-        </w:rPr>
-        <w:t xml:space="preserve">章序重排：原</w:t>
-      </w:r>
-      <w:r>
-        <w:t xml:space="preserve"> V2 </w:t>
-      </w:r>
-      <w:r>
-        <w:rPr>
-          <w:rFonts w:hint="eastAsia"/>
-        </w:rPr>
-        <w:t xml:space="preserve">顺序”绪论</w:t>
-      </w:r>
-      <w:r>
-        <w:t xml:space="preserve"> → </w:t>
-      </w:r>
-      <w:r>
-        <w:rPr>
-          <w:rFonts w:hint="eastAsia"/>
-        </w:rPr>
-        <w:t xml:space="preserve">综述</w:t>
-      </w:r>
-      <w:r>
-        <w:t xml:space="preserve"> → </w:t>
-      </w:r>
-      <w:r>
-        <w:rPr>
-          <w:rFonts w:hint="eastAsia"/>
-        </w:rPr>
-        <w:t xml:space="preserve">系统设计</w:t>
-      </w:r>
-      <w:r>
-        <w:t xml:space="preserve"> → </w:t>
-      </w:r>
-      <w:r>
-        <w:rPr>
-          <w:rFonts w:hint="eastAsia"/>
-        </w:rPr>
-        <w:t xml:space="preserve">算法</w:t>
-      </w:r>
-      <w:r>
-        <w:t xml:space="preserve"> → </w:t>
-      </w:r>
-      <w:r>
-        <w:rPr>
-          <w:rFonts w:hint="eastAsia"/>
-        </w:rPr>
-        <w:t xml:space="preserve">系统实现</w:t>
-      </w:r>
-      <w:r>
-        <w:t xml:space="preserve"> → </w:t>
-      </w:r>
-      <w:r>
-        <w:rPr>
-          <w:rFonts w:hint="eastAsia"/>
-        </w:rPr>
-        <w:t xml:space="preserve">实验</w:t>
-      </w:r>
-      <w:r>
-        <w:t xml:space="preserve"> → </w:t>
-      </w:r>
-      <w:r>
-        <w:rPr>
-          <w:rFonts w:hint="eastAsia"/>
-        </w:rPr>
-        <w:t xml:space="preserve">结论”调整为</w:t>
-      </w:r>
-      <w:r>
-        <w:t xml:space="preserve"> V3 </w:t>
-      </w:r>
-      <w:r>
-        <w:rPr>
-          <w:rFonts w:hint="eastAsia"/>
-        </w:rPr>
-        <w:t xml:space="preserve">顺序”绪论</w:t>
-      </w:r>
-      <w:r>
-        <w:t xml:space="preserve"> → </w:t>
-      </w:r>
-      <w:r>
-        <w:rPr>
-          <w:rFonts w:hint="eastAsia"/>
-        </w:rPr>
-        <w:t xml:space="preserve">综述</w:t>
-      </w:r>
-      <w:r>
-        <w:t xml:space="preserve"> → </w:t>
-      </w:r>
-      <w:r>
-        <w:rPr>
-          <w:rFonts w:hint="eastAsia"/>
-        </w:rPr>
-        <w:t xml:space="preserve">算法</w:t>
-      </w:r>
-      <w:r>
-        <w:t xml:space="preserve"> → </w:t>
-      </w:r>
-      <w:r>
-        <w:rPr>
-          <w:rFonts w:hint="eastAsia"/>
-        </w:rPr>
-        <w:t xml:space="preserve">实验</w:t>
-      </w:r>
-      <w:r>
-        <w:t xml:space="preserve"> → </w:t>
-      </w:r>
-      <w:r>
-        <w:rPr>
-          <w:rFonts w:hint="eastAsia"/>
-        </w:rPr>
-        <w:t xml:space="preserve">系统设计</w:t>
-      </w:r>
-      <w:r>
-        <w:t xml:space="preserve"> → </w:t>
-      </w:r>
-      <w:r>
-        <w:rPr>
-          <w:rFonts w:hint="eastAsia"/>
-        </w:rPr>
-        <w:t xml:space="preserve">系统实现</w:t>
-      </w:r>
-      <w:r>
-        <w:t xml:space="preserve"> → </w:t>
-      </w:r>
-      <w:r>
-        <w:rPr>
-          <w:rFonts w:hint="eastAsia"/>
-        </w:rPr>
-        <w:t xml:space="preserve">结论”。算法（原第四章）上提为第三章、实验（原第六章）上提为第四章；系统设计（原第三章）下移为第五章、系统实现（原第五章）下移为第六章。第一、二、七章序号不变。</w:t>
-      </w:r>
-    </w:p>
-    <w:p>
-      <w:pPr>
-        <w:pStyle w:val="BodyText"/>
-      </w:pPr>
-      <w:r>
-        <w:rPr>
-          <w:rFonts w:hint="eastAsia"/>
-        </w:rPr>
-        <w:t xml:space="preserve">[结构</w:t>
-      </w:r>
-      <w:r>
-        <w:t xml:space="preserve"> V3-B] </w:t>
-      </w:r>
-      <w:r>
-        <w:rPr>
-          <w:rFonts w:hint="eastAsia"/>
-        </w:rPr>
-        <w:t xml:space="preserve">公式</w:t>
-      </w:r>
-      <w:r>
-        <w:t xml:space="preserve"> / </w:t>
-      </w:r>
-      <w:r>
-        <w:rPr>
-          <w:rFonts w:hint="eastAsia"/>
-        </w:rPr>
-        <w:t xml:space="preserve">表</w:t>
-      </w:r>
-      <w:r>
-        <w:t xml:space="preserve"> / </w:t>
-      </w:r>
-      <w:r>
-        <w:rPr>
-          <w:rFonts w:hint="eastAsia"/>
-        </w:rPr>
-        <w:t xml:space="preserve">图编号同步：第三章（原第四章）的公式</w:t>
-      </w:r>
-      <w:r>
-        <w:t xml:space="preserve"> (4-1)~(4-14) </w:t>
-      </w:r>
-      <w:r>
-        <w:rPr>
-          <w:rFonts w:hint="eastAsia"/>
-        </w:rPr>
-        <w:t xml:space="preserve">全部重新编号为</w:t>
-      </w:r>
-      <w:r>
-        <w:t xml:space="preserve"> </w:t>
-      </w:r>
-      <w:r>
-        <w:rPr>
-          <w:rFonts w:hint="eastAsia"/>
-        </w:rPr>
-        <w:t xml:space="preserve">(3-1)~(3-14)；第四章（原第六章）的表</w:t>
-      </w:r>
-      <w:r>
-        <w:t xml:space="preserve"> 6.X </w:t>
-      </w:r>
-      <w:r>
-        <w:rPr>
-          <w:rFonts w:hint="eastAsia"/>
-        </w:rPr>
-        <w:t xml:space="preserve">重新编号为表</w:t>
-      </w:r>
-      <w:r>
-        <w:t xml:space="preserve"> </w:t>
-      </w:r>
-      <w:r>
-        <w:rPr>
-          <w:rFonts w:hint="eastAsia"/>
-        </w:rPr>
-        <w:t xml:space="preserve">4.X、图</w:t>
-      </w:r>
-      <w:r>
-        <w:t xml:space="preserve"> 6-X </w:t>
-      </w:r>
-      <w:r>
-        <w:rPr>
-          <w:rFonts w:hint="eastAsia"/>
-        </w:rPr>
-        <w:t xml:space="preserve">重新编号为图</w:t>
-      </w:r>
-      <w:r>
-        <w:t xml:space="preserve"> </w:t>
-      </w:r>
-      <w:r>
-        <w:rPr>
-          <w:rFonts w:hint="eastAsia"/>
-        </w:rPr>
-        <w:t xml:space="preserve">4-X；第五章（原第三章）、第六章（原第五章）的子节号亦相应同步。</w:t>
-      </w:r>
-    </w:p>
-    <w:p>
-      <w:pPr>
-        <w:pStyle w:val="BodyText"/>
-      </w:pPr>
-      <w:r>
-        <w:rPr>
-          <w:rFonts w:hint="eastAsia"/>
-        </w:rPr>
-        <w:t xml:space="preserve">[结构</w:t>
-      </w:r>
-      <w:r>
-        <w:t xml:space="preserve"> V3-C] </w:t>
-      </w:r>
-      <w:r>
-        <w:rPr>
-          <w:rFonts w:hint="eastAsia"/>
-        </w:rPr>
-        <w:t xml:space="preserve">交叉引用更新：第二章中”详见第四章</w:t>
-      </w:r>
-      <w:r>
-        <w:t xml:space="preserve"> ……</w:t>
-      </w:r>
-      <w:r>
-        <w:rPr>
-          <w:rFonts w:hint="eastAsia"/>
-        </w:rPr>
-        <w:t xml:space="preserve">“全部改为”</w:t>
-      </w:r>
-      <w:r>
-        <w:rPr>
-          <w:rFonts w:hint="eastAsia"/>
-        </w:rPr>
-        <w:t xml:space="preserve">详见第三章</w:t>
-      </w:r>
-      <w:r>
-        <w:t xml:space="preserve"> ……</w:t>
-      </w:r>
-      <w:r>
-        <w:rPr>
-          <w:rFonts w:hint="eastAsia"/>
-        </w:rPr>
-        <w:t xml:space="preserve">“；第三章小结中”</w:t>
-      </w:r>
-      <w:r>
-        <w:rPr>
-          <w:rFonts w:hint="eastAsia"/>
-        </w:rPr>
-        <w:t xml:space="preserve">将在第六章呈现”改为”将在第四章呈现”、</w:t>
-      </w:r>
-      <w:r>
-        <w:rPr>
-          <w:rFonts w:hint="eastAsia"/>
-        </w:rPr>
-        <w:t xml:space="preserve">“将在第五章描述”</w:t>
-      </w:r>
-      <w:r>
-        <w:rPr>
-          <w:rFonts w:hint="eastAsia"/>
-        </w:rPr>
-        <w:t xml:space="preserve">改为”将在第六章描述”；第五章小结”将在第四章详述”改为”已在第三章详述”。1.4</w:t>
-      </w:r>
-      <w:r>
-        <w:t xml:space="preserve"> </w:t>
-      </w:r>
-      <w:r>
-        <w:rPr>
-          <w:rFonts w:hint="eastAsia"/>
-        </w:rPr>
-        <w:t xml:space="preserve">节论文组织结构按新章序逐段重写。</w:t>
-      </w:r>
-    </w:p>
-    <w:p>
-      <w:r>
-        <w:pict>
-          <v:rect style="width:0;height:1.5pt" o:hralign="center" o:hrstd="t" o:hr="t"/>
-        </w:pict>
-      </w:r>
-    </w:p>
-    <w:bookmarkEnd w:id="95"/>
-    <w:bookmarkStart w:id="96" w:name="v2-阶段已完成的内容修改要点保留至-v3"/>
-    <w:p>
-      <w:pPr>
-        <w:pStyle w:val="Heading2"/>
-      </w:pPr>
-      <w:r>
-        <w:t xml:space="preserve">V2 </w:t>
-      </w:r>
-      <w:r>
-        <w:rPr>
-          <w:rFonts w:hint="eastAsia"/>
-        </w:rPr>
-        <w:t xml:space="preserve">阶段已完成的内容修改要点（保留至</w:t>
-      </w:r>
-      <w:r>
-        <w:t xml:space="preserve"> </w:t>
-      </w:r>
-      <w:r>
-        <w:rPr>
-          <w:rFonts w:hint="eastAsia"/>
-        </w:rPr>
-        <w:t xml:space="preserve">V3）</w:t>
-      </w:r>
-    </w:p>
-    <w:p>
-      <w:pPr>
-        <w:pStyle w:val="FirstParagraph"/>
-      </w:pPr>
-      <w:r>
-        <w:rPr>
-          <w:rFonts w:hint="eastAsia"/>
-        </w:rPr>
-        <w:t xml:space="preserve">[结构</w:t>
-      </w:r>
-      <w:r>
-        <w:t xml:space="preserve"> V2-A] </w:t>
-      </w:r>
-      <w:r>
-        <w:rPr>
-          <w:rFonts w:hint="eastAsia"/>
-        </w:rPr>
-        <w:t xml:space="preserve">第二章臃肿</w:t>
-      </w:r>
-      <w:r>
-        <w:t xml:space="preserve"> / </w:t>
-      </w:r>
-      <w:r>
-        <w:rPr>
-          <w:rFonts w:hint="eastAsia"/>
-        </w:rPr>
-        <w:t xml:space="preserve">算法章空洞问题：原稿第二章混入了大量自研算法的设计公式与具体实验数值，与”相关技术综述”的定位不符；算法章则仅以段落简述实现细节，缺少完整公式推导。V2</w:t>
-      </w:r>
-      <w:r>
-        <w:t xml:space="preserve"> </w:t>
-      </w:r>
-      <w:r>
-        <w:rPr>
-          <w:rFonts w:hint="eastAsia"/>
-        </w:rPr>
-        <w:t xml:space="preserve">按”综述归综述、设计归设计”的原则进行重组。</w:t>
-      </w:r>
-    </w:p>
-    <w:p>
-      <w:pPr>
-        <w:pStyle w:val="BodyText"/>
-      </w:pPr>
-      <w:r>
-        <w:rPr>
-          <w:rFonts w:hint="eastAsia"/>
-        </w:rPr>
-        <w:t xml:space="preserve">[结构</w:t>
-      </w:r>
-      <w:r>
-        <w:t xml:space="preserve"> V2-B] </w:t>
-      </w:r>
-      <w:r>
-        <w:rPr>
-          <w:rFonts w:hint="eastAsia"/>
-        </w:rPr>
-        <w:t xml:space="preserve">第二章新增章节：2.2.2</w:t>
-      </w:r>
-      <w:r>
-        <w:t xml:space="preserve"> </w:t>
-      </w:r>
-      <w:r>
-        <w:rPr>
-          <w:rFonts w:hint="eastAsia"/>
-        </w:rPr>
-        <w:t xml:space="preserve">基于深度学习的填充方法研究进展（MIDA</w:t>
-      </w:r>
-      <w:r>
-        <w:t xml:space="preserve"> / scVI / </w:t>
-      </w:r>
-      <w:r>
-        <w:rPr>
-          <w:rFonts w:hint="eastAsia"/>
-        </w:rPr>
-        <w:t xml:space="preserve">DM-RN）、2.3.2</w:t>
-      </w:r>
-      <w:r>
-        <w:t xml:space="preserve"> </w:t>
-      </w:r>
-      <w:r>
-        <w:rPr>
-          <w:rFonts w:hint="eastAsia"/>
-        </w:rPr>
-        <w:t xml:space="preserve">单细胞领域代表性批次校正方法（Harmony</w:t>
-      </w:r>
-      <w:r>
-        <w:t xml:space="preserve"> / BBKNN / </w:t>
-      </w:r>
-      <w:r>
-        <w:rPr>
-          <w:rFonts w:hint="eastAsia"/>
-        </w:rPr>
-        <w:t xml:space="preserve">scVI）、2.5</w:t>
-      </w:r>
-      <w:r>
-        <w:t xml:space="preserve"> </w:t>
-      </w:r>
-      <w:r>
-        <w:rPr>
-          <w:rFonts w:hint="eastAsia"/>
-        </w:rPr>
-        <w:t xml:space="preserve">现有平台对比与不足（MetaboAnalyst、XCMS</w:t>
-      </w:r>
-      <w:r>
-        <w:t xml:space="preserve"> </w:t>
-      </w:r>
-      <w:r>
-        <w:rPr>
-          <w:rFonts w:hint="eastAsia"/>
-        </w:rPr>
-        <w:t xml:space="preserve">Online），充分体现综述的广度与本文研究动机。</w:t>
-      </w:r>
-    </w:p>
-    <w:p>
-      <w:pPr>
-        <w:pStyle w:val="BodyText"/>
-      </w:pPr>
-      <w:r>
-        <w:rPr>
-          <w:rFonts w:hint="eastAsia"/>
-        </w:rPr>
-        <w:t xml:space="preserve">[结构</w:t>
-      </w:r>
-      <w:r>
-        <w:t xml:space="preserve"> V2-C] </w:t>
-      </w:r>
-      <w:r>
-        <w:rPr>
-          <w:rFonts w:hint="eastAsia"/>
-        </w:rPr>
-        <w:t xml:space="preserve">算法章公式补全：3.1</w:t>
-      </w:r>
-      <w:r>
-        <w:t xml:space="preserve"> </w:t>
-      </w:r>
-      <w:r>
-        <w:rPr>
-          <w:rFonts w:hint="eastAsia"/>
-        </w:rPr>
-        <w:t xml:space="preserve">数据预处理新增公式</w:t>
-      </w:r>
-      <w:r>
-        <w:t xml:space="preserve"> </w:t>
-      </w:r>
-      <w:r>
-        <w:rPr>
-          <w:rFonts w:hint="eastAsia"/>
-        </w:rPr>
-        <w:t xml:space="preserve">3-1（缺失率过滤）、3-2（log1p</w:t>
-      </w:r>
-      <w:r>
-        <w:t xml:space="preserve"> </w:t>
-      </w:r>
-      <w:r>
-        <w:rPr>
-          <w:rFonts w:hint="eastAsia"/>
-        </w:rPr>
-        <w:t xml:space="preserve">变换）、3-3（Z-score）；3.2</w:t>
-      </w:r>
-      <w:r>
-        <w:t xml:space="preserve"> </w:t>
-      </w:r>
-      <w:r>
-        <w:rPr>
-          <w:rFonts w:hint="eastAsia"/>
-        </w:rPr>
-        <w:t xml:space="preserve">整体下沉了</w:t>
-      </w:r>
-      <w:r>
-        <w:t xml:space="preserve"> Autoencoder </w:t>
-      </w:r>
-      <w:r>
-        <w:rPr>
-          <w:rFonts w:hint="eastAsia"/>
-        </w:rPr>
-        <w:t xml:space="preserve">网络结构（3-4）、Masked</w:t>
-      </w:r>
-      <w:r>
-        <w:t xml:space="preserve"> </w:t>
-      </w:r>
-      <w:r>
-        <w:rPr>
-          <w:rFonts w:hint="eastAsia"/>
-        </w:rPr>
-        <w:t xml:space="preserve">Reconstruction（3-5）、Mask-then-Impute</w:t>
-      </w:r>
-      <w:r>
-        <w:t xml:space="preserve"> </w:t>
-      </w:r>
-      <w:r>
-        <w:rPr>
-          <w:rFonts w:hint="eastAsia"/>
-        </w:rPr>
-        <w:t xml:space="preserve">三指标（3-6/3-7/3-8）；3.3</w:t>
-      </w:r>
-      <w:r>
-        <w:t xml:space="preserve"> </w:t>
-      </w:r>
-      <w:r>
-        <w:rPr>
-          <w:rFonts w:hint="eastAsia"/>
-        </w:rPr>
-        <w:t xml:space="preserve">下沉了</w:t>
-      </w:r>
-      <w:r>
-        <w:t xml:space="preserve"> Baseline </w:t>
-      </w:r>
-      <w:r>
-        <w:rPr>
-          <w:rFonts w:hint="eastAsia"/>
-        </w:rPr>
-        <w:t xml:space="preserve">公式（3-9）和</w:t>
-      </w:r>
-      <w:r>
-        <w:t xml:space="preserve"> Silhouette / </w:t>
-      </w:r>
-      <w:r>
-        <w:rPr>
-          <w:rFonts w:hint="eastAsia"/>
-        </w:rPr>
-        <w:t xml:space="preserve">批次质心距离公式（3-10/3-11）；3.4</w:t>
-      </w:r>
-      <w:r>
-        <w:t xml:space="preserve"> </w:t>
-      </w:r>
-      <w:r>
-        <w:rPr>
-          <w:rFonts w:hint="eastAsia"/>
-        </w:rPr>
-        <w:t xml:space="preserve">下游分析新增了</w:t>
-      </w:r>
-      <w:r>
-        <w:t xml:space="preserve"> Welch </w:t>
-      </w:r>
-      <w:r>
-        <w:rPr>
-          <w:rFonts w:hint="eastAsia"/>
-        </w:rPr>
-        <w:t xml:space="preserve">t（3-12）、log2FC（3-13）和超几何</w:t>
-      </w:r>
-      <w:r>
-        <w:t xml:space="preserve"> KEGG </w:t>
-      </w:r>
-      <w:r>
-        <w:rPr>
-          <w:rFonts w:hint="eastAsia"/>
-        </w:rPr>
-        <w:t xml:space="preserve">富集（3-14）公式。（注：括号内为</w:t>
-      </w:r>
-      <w:r>
-        <w:t xml:space="preserve"> V3 </w:t>
-      </w:r>
-      <w:r>
-        <w:rPr>
-          <w:rFonts w:hint="eastAsia"/>
-        </w:rPr>
-        <w:t xml:space="preserve">重排后的最终编号）</w:t>
-      </w:r>
-    </w:p>
-    <w:p>
-      <w:pPr>
-        <w:pStyle w:val="BodyText"/>
-      </w:pPr>
-      <w:r>
-        <w:rPr>
-          <w:rFonts w:hint="eastAsia"/>
-        </w:rPr>
-        <w:t xml:space="preserve">[结构</w:t>
-      </w:r>
-      <w:r>
-        <w:t xml:space="preserve"> V2-D] </w:t>
-      </w:r>
-      <w:r>
-        <w:rPr>
-          <w:rFonts w:hint="eastAsia"/>
-        </w:rPr>
-        <w:t xml:space="preserve">公式编号体系：第二章公式编号为</w:t>
-      </w:r>
-      <w:r>
-        <w:t xml:space="preserve"> (2-1) </w:t>
-      </w:r>
-      <w:r>
-        <w:rPr>
-          <w:rFonts w:hint="eastAsia"/>
-        </w:rPr>
-        <w:t xml:space="preserve">至</w:t>
-      </w:r>
-      <w:r>
-        <w:t xml:space="preserve"> </w:t>
-      </w:r>
-      <w:r>
-        <w:rPr>
-          <w:rFonts w:hint="eastAsia"/>
-        </w:rPr>
-        <w:t xml:space="preserve">(2-5)，第三章公式编号为</w:t>
-      </w:r>
-      <w:r>
-        <w:t xml:space="preserve"> (3-1) </w:t>
-      </w:r>
-      <w:r>
-        <w:rPr>
-          <w:rFonts w:hint="eastAsia"/>
-        </w:rPr>
-        <w:t xml:space="preserve">至</w:t>
-      </w:r>
-      <w:r>
-        <w:t xml:space="preserve"> </w:t>
-      </w:r>
-      <w:r>
-        <w:rPr>
-          <w:rFonts w:hint="eastAsia"/>
-        </w:rPr>
-        <w:t xml:space="preserve">(3-14)，符合校规”按章独立编号</w:t>
-      </w:r>
-      <w:r>
-        <w:t xml:space="preserve"> </w:t>
-      </w:r>
-      <w:r>
-        <w:rPr>
-          <w:rFonts w:hint="eastAsia"/>
-        </w:rPr>
-        <w:t xml:space="preserve">(X-Y)“的格式要求。</w:t>
-      </w:r>
-    </w:p>
-    <w:p>
-      <w:r>
-        <w:pict>
-          <v:rect style="width:0;height:1.5pt" o:hralign="center" o:hrstd="t" o:hr="t"/>
-        </w:pict>
-      </w:r>
-    </w:p>
-    <w:bookmarkEnd w:id="96"/>
-    <w:bookmarkStart w:id="106" w:name="具体修改点"/>
-    <w:p>
-      <w:pPr>
-        <w:pStyle w:val="Heading2"/>
-      </w:pPr>
-      <w:r>
-        <w:rPr>
-          <w:rFonts w:hint="eastAsia"/>
-        </w:rPr>
-        <w:t xml:space="preserve">具体修改点</w:t>
-      </w:r>
-    </w:p>
-    <w:bookmarkStart w:id="97" w:name="摘要与关键词"/>
-    <w:p>
-      <w:pPr>
-        <w:pStyle w:val="Heading3"/>
-      </w:pPr>
-      <w:r>
-        <w:rPr>
-          <w:rFonts w:hint="eastAsia"/>
-        </w:rPr>
-        <w:t xml:space="preserve">摘要与关键词</w:t>
-      </w:r>
-    </w:p>
-    <w:p>
-      <w:pPr>
-        <w:pStyle w:val="FirstParagraph"/>
-      </w:pPr>
-      <w:r>
-        <w:rPr>
-          <w:rFonts w:hint="eastAsia"/>
-        </w:rPr>
-        <w:t xml:space="preserve">无修改。摘要语言精练，技术信息密度适当，中英文对应准确，关键词覆盖核心主题。</w:t>
-      </w:r>
-    </w:p>
-    <w:bookmarkEnd w:id="97"/>
-    <w:bookmarkStart w:id="98" w:name="第一章-绪论-1"/>
-    <w:p>
-      <w:pPr>
-        <w:pStyle w:val="Heading3"/>
-      </w:pPr>
-      <w:r>
-        <w:rPr>
-          <w:rFonts w:hint="eastAsia"/>
-        </w:rPr>
-        <w:t xml:space="preserve">第一章</w:t>
-      </w:r>
-      <w:r>
-        <w:t xml:space="preserve"> </w:t>
-      </w:r>
-      <w:r>
-        <w:rPr>
-          <w:rFonts w:hint="eastAsia"/>
-        </w:rPr>
-        <w:t xml:space="preserve">绪论</w:t>
-      </w:r>
-    </w:p>
-    <w:p>
-      <w:pPr>
-        <w:pStyle w:val="FirstParagraph"/>
-      </w:pPr>
-      <w:r>
-        <w:rPr>
-          <w:rFonts w:hint="eastAsia"/>
-        </w:rPr>
-        <w:t xml:space="preserve">[修改</w:t>
-      </w:r>
-      <w:r>
-        <w:t xml:space="preserve"> 1-1] </w:t>
-      </w:r>
-      <w:r>
-        <w:rPr>
-          <w:rFonts w:hint="eastAsia"/>
-        </w:rPr>
-        <w:t xml:space="preserve">第</w:t>
-      </w:r>
-      <w:r>
-        <w:t xml:space="preserve"> 1.2 </w:t>
-      </w:r>
-      <w:r>
-        <w:rPr>
-          <w:rFonts w:hint="eastAsia"/>
-        </w:rPr>
-        <w:t xml:space="preserve">节”相关工作与研究现状”：原文”该方法能够一定程度上利用……</w:t>
-      </w:r>
-      <w:r>
-        <w:rPr>
-          <w:rFonts w:hint="eastAsia"/>
-        </w:rPr>
-        <w:t xml:space="preserve">“，介词”</w:t>
-      </w:r>
-      <w:r>
-        <w:rPr>
-          <w:rFonts w:hint="eastAsia"/>
-        </w:rPr>
-        <w:t xml:space="preserve">在”缺失，逻辑不通顺。已改为”该方法能够在一定程度上利用……“。</w:t>
-      </w:r>
-    </w:p>
-    <w:p>
-      <w:pPr>
-        <w:pStyle w:val="BodyText"/>
-      </w:pPr>
-      <w:r>
-        <w:rPr>
-          <w:rFonts w:hint="eastAsia"/>
-        </w:rPr>
-        <w:t xml:space="preserve">[修改</w:t>
-      </w:r>
-      <w:r>
-        <w:t xml:space="preserve"> 1-2] </w:t>
-      </w:r>
-      <w:r>
-        <w:rPr>
-          <w:rFonts w:hint="eastAsia"/>
-        </w:rPr>
-        <w:t xml:space="preserve">全章：移除原文中的</w:t>
-      </w:r>
-      <w:r>
-        <w:t xml:space="preserve"> Markdown </w:t>
-      </w:r>
-      <w:r>
-        <w:rPr>
-          <w:rFonts w:hint="eastAsia"/>
-        </w:rPr>
-        <w:t xml:space="preserve">加粗符号（</w:t>
-      </w:r>
-      <w:r>
-        <w:rPr>
-          <w:rStyle w:val="VerbatimChar"/>
-          <w:rFonts w:hint="eastAsia"/>
-        </w:rPr>
-        <w:t xml:space="preserve">**文字**</w:t>
-      </w:r>
-      <w:r>
-        <w:t xml:space="preserve"> </w:t>
-      </w:r>
-      <w:r>
-        <w:rPr>
-          <w:rFonts w:hint="eastAsia"/>
-        </w:rPr>
-        <w:t xml:space="preserve">格式），保留纯文本。此类格式标记在</w:t>
-      </w:r>
-      <w:r>
-        <w:t xml:space="preserve"> Word/PDF </w:t>
-      </w:r>
-      <w:r>
-        <w:rPr>
-          <w:rFonts w:hint="eastAsia"/>
-        </w:rPr>
-        <w:t xml:space="preserve">终稿中无意义且影响阅读。</w:t>
-      </w:r>
-    </w:p>
-    <w:p>
-      <w:pPr>
-        <w:pStyle w:val="BodyText"/>
-      </w:pPr>
-      <w:r>
-        <w:rPr>
-          <w:rFonts w:hint="eastAsia"/>
-        </w:rPr>
-        <w:t xml:space="preserve">[修改</w:t>
-      </w:r>
-      <w:r>
-        <w:t xml:space="preserve"> 1-3 / V3 </w:t>
-      </w:r>
-      <w:r>
-        <w:rPr>
-          <w:rFonts w:hint="eastAsia"/>
-        </w:rPr>
-        <w:t xml:space="preserve">同步]</w:t>
-      </w:r>
-      <w:r>
-        <w:t xml:space="preserve"> </w:t>
-      </w:r>
-      <w:r>
-        <w:rPr>
-          <w:rFonts w:hint="eastAsia"/>
-        </w:rPr>
-        <w:t xml:space="preserve">第</w:t>
-      </w:r>
-      <w:r>
-        <w:t xml:space="preserve"> 1.4 </w:t>
-      </w:r>
-      <w:r>
-        <w:rPr>
-          <w:rFonts w:hint="eastAsia"/>
-        </w:rPr>
-        <w:t xml:space="preserve">节论文组织结构：摘要中各章描述已按</w:t>
-      </w:r>
-      <w:r>
-        <w:t xml:space="preserve"> V3 </w:t>
-      </w:r>
-      <w:r>
-        <w:rPr>
-          <w:rFonts w:hint="eastAsia"/>
-        </w:rPr>
-        <w:t xml:space="preserve">新章序整体重写，明确”第三章</w:t>
-      </w:r>
-      <w:r>
-        <w:t xml:space="preserve"> </w:t>
-      </w:r>
-      <w:r>
-        <w:rPr>
-          <w:rFonts w:hint="eastAsia"/>
-        </w:rPr>
-        <w:t xml:space="preserve">核心算法</w:t>
-      </w:r>
-      <w:r>
-        <w:t xml:space="preserve"> → </w:t>
-      </w:r>
-      <w:r>
-        <w:rPr>
-          <w:rFonts w:hint="eastAsia"/>
-        </w:rPr>
-        <w:t xml:space="preserve">第四章</w:t>
-      </w:r>
-      <w:r>
-        <w:t xml:space="preserve"> </w:t>
-      </w:r>
-      <w:r>
-        <w:rPr>
-          <w:rFonts w:hint="eastAsia"/>
-        </w:rPr>
-        <w:t xml:space="preserve">实验”与”第五章</w:t>
-      </w:r>
-      <w:r>
-        <w:t xml:space="preserve"> </w:t>
-      </w:r>
-      <w:r>
-        <w:rPr>
-          <w:rFonts w:hint="eastAsia"/>
-        </w:rPr>
-        <w:t xml:space="preserve">系统设计</w:t>
-      </w:r>
-      <w:r>
-        <w:t xml:space="preserve"> → </w:t>
-      </w:r>
-      <w:r>
-        <w:rPr>
-          <w:rFonts w:hint="eastAsia"/>
-        </w:rPr>
-        <w:t xml:space="preserve">第六章</w:t>
-      </w:r>
-      <w:r>
-        <w:t xml:space="preserve"> </w:t>
-      </w:r>
-      <w:r>
-        <w:rPr>
-          <w:rFonts w:hint="eastAsia"/>
-        </w:rPr>
-        <w:t xml:space="preserve">系统实现”两条主线，并在第四章描述末追加”本章紧接第三章算法描述，使方法与实验数据一一对应”作为衔接说明。</w:t>
-      </w:r>
-    </w:p>
-    <w:bookmarkEnd w:id="98"/>
-    <w:bookmarkStart w:id="99" w:name="第二章-相关技术与方法综述-1"/>
-    <w:p>
-      <w:pPr>
-        <w:pStyle w:val="Heading3"/>
-      </w:pPr>
-      <w:r>
-        <w:rPr>
-          <w:rFonts w:hint="eastAsia"/>
-        </w:rPr>
-        <w:t xml:space="preserve">第二章</w:t>
-      </w:r>
-      <w:r>
-        <w:t xml:space="preserve"> </w:t>
-      </w:r>
-      <w:r>
-        <w:rPr>
-          <w:rFonts w:hint="eastAsia"/>
-        </w:rPr>
-        <w:t xml:space="preserve">相关技术与方法综述</w:t>
-      </w:r>
-    </w:p>
-    <w:p>
-      <w:pPr>
-        <w:pStyle w:val="FirstParagraph"/>
-      </w:pPr>
-      <w:r>
-        <w:rPr>
-          <w:rFonts w:hint="eastAsia"/>
-        </w:rPr>
-        <w:t xml:space="preserve">[结构</w:t>
-      </w:r>
-      <w:r>
-        <w:t xml:space="preserve"> 2-V2] </w:t>
-      </w:r>
-      <w:r>
-        <w:rPr>
-          <w:rFonts w:hint="eastAsia"/>
-        </w:rPr>
-        <w:t xml:space="preserve">全章重构：删除原</w:t>
-      </w:r>
-      <w:r>
-        <w:t xml:space="preserve"> </w:t>
-      </w:r>
-      <w:r>
-        <w:rPr>
-          <w:rFonts w:hint="eastAsia"/>
-        </w:rPr>
-        <w:t xml:space="preserve">2.2.2（Autoencoder</w:t>
-      </w:r>
-      <w:r>
-        <w:t xml:space="preserve"> </w:t>
-      </w:r>
-      <w:r>
-        <w:rPr>
-          <w:rFonts w:hint="eastAsia"/>
-        </w:rPr>
-        <w:t xml:space="preserve">网络结构）、2.2.3（Mask-then-Impute）、2.2.4（适用场景表）、2.3.1（Baseline</w:t>
-      </w:r>
-      <w:r>
-        <w:t xml:space="preserve"> </w:t>
-      </w:r>
-      <w:r>
-        <w:rPr>
-          <w:rFonts w:hint="eastAsia"/>
-        </w:rPr>
-        <w:t xml:space="preserve">公式）、2.3.3（方法比较表）以及</w:t>
-      </w:r>
-      <w:r>
-        <w:t xml:space="preserve"> 2.4 </w:t>
-      </w:r>
-      <w:r>
-        <w:rPr>
-          <w:rFonts w:hint="eastAsia"/>
-        </w:rPr>
-        <w:t xml:space="preserve">全部三个评估指标公式与具体数值表，将这些内容下沉至第三章（V2</w:t>
-      </w:r>
-      <w:r>
-        <w:t xml:space="preserve"> </w:t>
-      </w:r>
-      <w:r>
-        <w:rPr>
-          <w:rFonts w:hint="eastAsia"/>
-        </w:rPr>
-        <w:t xml:space="preserve">时为第四章）。原</w:t>
-      </w:r>
-      <w:r>
-        <w:t xml:space="preserve"> 2.2 / 2.3 / 2.4 </w:t>
-      </w:r>
-      <w:r>
-        <w:rPr>
-          <w:rFonts w:hint="eastAsia"/>
-        </w:rPr>
-        <w:t xml:space="preserve">现仅保留综述性内容与必要的传统方法</w:t>
-      </w:r>
-      <w:r>
-        <w:t xml:space="preserve"> / ComBat </w:t>
-      </w:r>
-      <w:r>
-        <w:rPr>
-          <w:rFonts w:hint="eastAsia"/>
-        </w:rPr>
-        <w:t xml:space="preserve">公式（5</w:t>
-      </w:r>
-      <w:r>
-        <w:t xml:space="preserve"> </w:t>
-      </w:r>
-      <w:r>
-        <w:rPr>
-          <w:rFonts w:hint="eastAsia"/>
-        </w:rPr>
-        <w:t xml:space="preserve">个公式：2-1</w:t>
-      </w:r>
-      <w:r>
-        <w:t xml:space="preserve"> </w:t>
-      </w:r>
-      <w:r>
-        <w:rPr>
-          <w:rFonts w:hint="eastAsia"/>
-        </w:rPr>
-        <w:t xml:space="preserve">至</w:t>
-      </w:r>
-      <w:r>
-        <w:t xml:space="preserve"> </w:t>
-      </w:r>
-      <w:r>
-        <w:rPr>
-          <w:rFonts w:hint="eastAsia"/>
-        </w:rPr>
-        <w:t xml:space="preserve">2-5）。</w:t>
-      </w:r>
-    </w:p>
-    <w:p>
-      <w:pPr>
-        <w:pStyle w:val="BodyText"/>
-      </w:pPr>
-      <w:r>
-        <w:rPr>
-          <w:rFonts w:hint="eastAsia"/>
-        </w:rPr>
-        <w:t xml:space="preserve">[新增</w:t>
-      </w:r>
-      <w:r>
-        <w:t xml:space="preserve"> 2-V2] </w:t>
-      </w:r>
-      <w:r>
-        <w:rPr>
-          <w:rFonts w:hint="eastAsia"/>
-        </w:rPr>
-        <w:t xml:space="preserve">新增</w:t>
-      </w:r>
-      <w:r>
-        <w:t xml:space="preserve"> 2.2.2 </w:t>
-      </w:r>
-      <w:r>
-        <w:rPr>
-          <w:rFonts w:hint="eastAsia"/>
-        </w:rPr>
-        <w:t xml:space="preserve">基于深度学习的填充方法研究进展、2.3.2</w:t>
-      </w:r>
-      <w:r>
-        <w:t xml:space="preserve"> </w:t>
-      </w:r>
-      <w:r>
-        <w:rPr>
-          <w:rFonts w:hint="eastAsia"/>
-        </w:rPr>
-        <w:t xml:space="preserve">单细胞领域代表性批次校正方法、2.5</w:t>
-      </w:r>
-      <w:r>
-        <w:t xml:space="preserve"> </w:t>
-      </w:r>
-      <w:r>
-        <w:rPr>
-          <w:rFonts w:hint="eastAsia"/>
-        </w:rPr>
-        <w:t xml:space="preserve">现有平台对比与不足、2.6</w:t>
-      </w:r>
-      <w:r>
-        <w:t xml:space="preserve"> </w:t>
-      </w:r>
-      <w:r>
-        <w:rPr>
-          <w:rFonts w:hint="eastAsia"/>
-        </w:rPr>
-        <w:t xml:space="preserve">本章小结。</w:t>
-      </w:r>
-    </w:p>
-    <w:p>
-      <w:pPr>
-        <w:pStyle w:val="BodyText"/>
-      </w:pPr>
-      <w:r>
-        <w:rPr>
-          <w:rFonts w:hint="eastAsia"/>
-        </w:rPr>
-        <w:t xml:space="preserve">[修改</w:t>
-      </w:r>
-      <w:r>
-        <w:t xml:space="preserve"> 2-1] </w:t>
-      </w:r>
-      <w:r>
-        <w:rPr>
-          <w:rFonts w:hint="eastAsia"/>
-        </w:rPr>
-        <w:t xml:space="preserve">第</w:t>
-      </w:r>
-      <w:r>
-        <w:t xml:space="preserve"> 2.1 </w:t>
-      </w:r>
-      <w:r>
-        <w:rPr>
-          <w:rFonts w:hint="eastAsia"/>
-        </w:rPr>
-        <w:t xml:space="preserve">节：原文含有写作进度说明注释行，已删除。</w:t>
-      </w:r>
-    </w:p>
-    <w:p>
-      <w:pPr>
-        <w:pStyle w:val="BodyText"/>
-      </w:pPr>
-      <w:r>
-        <w:rPr>
-          <w:rFonts w:hint="eastAsia"/>
-        </w:rPr>
-        <w:t xml:space="preserve">[修改</w:t>
-      </w:r>
-      <w:r>
-        <w:t xml:space="preserve"> 2-2] </w:t>
-      </w:r>
-      <w:r>
-        <w:rPr>
-          <w:rFonts w:hint="eastAsia"/>
-        </w:rPr>
-        <w:t xml:space="preserve">全章：英文字母与汉字之间统一保留半角空格（如”单细胞</w:t>
-      </w:r>
-      <w:r>
-        <w:t xml:space="preserve"> RNA </w:t>
-      </w:r>
-      <w:r>
-        <w:rPr>
-          <w:rFonts w:hint="eastAsia"/>
-        </w:rPr>
-        <w:t xml:space="preserve">测序”）。</w:t>
-      </w:r>
-    </w:p>
-    <w:p>
-      <w:pPr>
-        <w:pStyle w:val="BodyText"/>
-      </w:pPr>
-      <w:r>
-        <w:rPr>
-          <w:rFonts w:hint="eastAsia"/>
-        </w:rPr>
-        <w:t xml:space="preserve">[修改</w:t>
-      </w:r>
-      <w:r>
-        <w:t xml:space="preserve"> 2-V3] </w:t>
-      </w:r>
-      <w:r>
-        <w:rPr>
-          <w:rFonts w:hint="eastAsia"/>
-        </w:rPr>
-        <w:t xml:space="preserve">全章交叉引用：所有”详见第四章</w:t>
-      </w:r>
-      <w:r>
-        <w:t xml:space="preserve"> X.X </w:t>
-      </w:r>
-      <w:r>
-        <w:rPr>
-          <w:rFonts w:hint="eastAsia"/>
-        </w:rPr>
-        <w:t xml:space="preserve">节”统一改写为”详见第三章</w:t>
-      </w:r>
-      <w:r>
-        <w:t xml:space="preserve"> X.X </w:t>
-      </w:r>
-      <w:r>
-        <w:rPr>
-          <w:rFonts w:hint="eastAsia"/>
-        </w:rPr>
-        <w:t xml:space="preserve">节”；本章小结结尾过渡句改为”第三章将基于上述综述基础，给出本文所采用的四类核心算法的完整设计与工程实现”。</w:t>
-      </w:r>
-    </w:p>
-    <w:bookmarkEnd w:id="99"/>
-    <w:bookmarkStart w:id="100" w:name="第三章-核心算法设计与实现v2-时为第四章"/>
-    <w:p>
-      <w:pPr>
-        <w:pStyle w:val="Heading3"/>
-      </w:pPr>
-      <w:r>
-        <w:rPr>
-          <w:rFonts w:hint="eastAsia"/>
-        </w:rPr>
-        <w:t xml:space="preserve">第三章</w:t>
-      </w:r>
-      <w:r>
-        <w:t xml:space="preserve"> </w:t>
-      </w:r>
-      <w:r>
-        <w:rPr>
-          <w:rFonts w:hint="eastAsia"/>
-        </w:rPr>
-        <w:t xml:space="preserve">核心算法设计与实现（V2</w:t>
-      </w:r>
-      <w:r>
-        <w:t xml:space="preserve"> </w:t>
-      </w:r>
-      <w:r>
-        <w:rPr>
-          <w:rFonts w:hint="eastAsia"/>
-        </w:rPr>
-        <w:t xml:space="preserve">时为第四章）</w:t>
-      </w:r>
-    </w:p>
-    <w:p>
-      <w:pPr>
-        <w:pStyle w:val="FirstParagraph"/>
-      </w:pPr>
-      <w:r>
-        <w:rPr>
-          <w:rFonts w:hint="eastAsia"/>
-        </w:rPr>
-        <w:t xml:space="preserve">[结构</w:t>
-      </w:r>
-      <w:r>
-        <w:t xml:space="preserve"> 3-V3] </w:t>
-      </w:r>
-      <w:r>
-        <w:rPr>
-          <w:rFonts w:hint="eastAsia"/>
-        </w:rPr>
-        <w:t xml:space="preserve">全章上提至第三章：保留</w:t>
-      </w:r>
-      <w:r>
-        <w:t xml:space="preserve"> V2 </w:t>
-      </w:r>
-      <w:r>
-        <w:rPr>
-          <w:rFonts w:hint="eastAsia"/>
-        </w:rPr>
-        <w:t xml:space="preserve">阶段的章节内容与公式编排，仅同步章号（4</w:t>
-      </w:r>
-      <w:r>
-        <w:t xml:space="preserve"> → </w:t>
-      </w:r>
-      <w:r>
-        <w:rPr>
-          <w:rFonts w:hint="eastAsia"/>
-        </w:rPr>
-        <w:t xml:space="preserve">3）、子节号（4.x</w:t>
-      </w:r>
-      <w:r>
-        <w:t xml:space="preserve"> → </w:t>
-      </w:r>
-      <w:r>
-        <w:rPr>
-          <w:rFonts w:hint="eastAsia"/>
-        </w:rPr>
-        <w:t xml:space="preserve">3.x）、公式号（4-X</w:t>
-      </w:r>
-      <w:r>
-        <w:t xml:space="preserve"> → </w:t>
-      </w:r>
-      <w:r>
-        <w:rPr>
-          <w:rFonts w:hint="eastAsia"/>
-        </w:rPr>
-        <w:t xml:space="preserve">3-X）以及与之相关的所有交叉引用。</w:t>
-      </w:r>
-    </w:p>
-    <w:p>
-      <w:pPr>
-        <w:pStyle w:val="BodyText"/>
-      </w:pPr>
-      <w:r>
-        <w:rPr>
-          <w:rFonts w:hint="eastAsia"/>
-        </w:rPr>
-        <w:t xml:space="preserve">[结构</w:t>
-      </w:r>
-      <w:r>
-        <w:t xml:space="preserve"> 4-V2] </w:t>
-      </w:r>
-      <w:r>
-        <w:rPr>
-          <w:rFonts w:hint="eastAsia"/>
-        </w:rPr>
-        <w:t xml:space="preserve">全章重构（V2</w:t>
-      </w:r>
-      <w:r>
-        <w:t xml:space="preserve"> </w:t>
-      </w:r>
-      <w:r>
-        <w:rPr>
-          <w:rFonts w:hint="eastAsia"/>
-        </w:rPr>
-        <w:t xml:space="preserve">阶段完成）：吸收原属第二章的全部自研算法设计内容，按”3.1</w:t>
-      </w:r>
-      <w:r>
-        <w:t xml:space="preserve"> </w:t>
-      </w:r>
-      <w:r>
-        <w:rPr>
-          <w:rFonts w:hint="eastAsia"/>
-        </w:rPr>
-        <w:t xml:space="preserve">数据预处理</w:t>
-      </w:r>
-      <w:r>
-        <w:t xml:space="preserve"> → 3.2 </w:t>
-      </w:r>
-      <w:r>
-        <w:rPr>
-          <w:rFonts w:hint="eastAsia"/>
-        </w:rPr>
-        <w:t xml:space="preserve">缺失值填充设计与实现</w:t>
-      </w:r>
-      <w:r>
-        <w:t xml:space="preserve"> → 3.3 </w:t>
-      </w:r>
-      <w:r>
-        <w:rPr>
-          <w:rFonts w:hint="eastAsia"/>
-        </w:rPr>
-        <w:t xml:space="preserve">批次效应校正设计与实现</w:t>
-      </w:r>
-      <w:r>
-        <w:t xml:space="preserve"> → 3.4 </w:t>
-      </w:r>
-      <w:r>
-        <w:rPr>
-          <w:rFonts w:hint="eastAsia"/>
-        </w:rPr>
-        <w:t xml:space="preserve">下游分析</w:t>
-      </w:r>
-      <w:r>
-        <w:t xml:space="preserve"> → 3.5 </w:t>
-      </w:r>
-      <w:r>
-        <w:rPr>
-          <w:rFonts w:hint="eastAsia"/>
-        </w:rPr>
-        <w:t xml:space="preserve">小结”重组。共</w:t>
-      </w:r>
-      <w:r>
-        <w:t xml:space="preserve"> 14 </w:t>
-      </w:r>
-      <w:r>
-        <w:rPr>
-          <w:rFonts w:hint="eastAsia"/>
-        </w:rPr>
-        <w:t xml:space="preserve">个公式：3.1</w:t>
-      </w:r>
-      <w:r>
-        <w:t xml:space="preserve"> </w:t>
-      </w:r>
-      <w:r>
-        <w:rPr>
-          <w:rFonts w:hint="eastAsia"/>
-        </w:rPr>
-        <w:t xml:space="preserve">三步预处理公式（3-1</w:t>
-      </w:r>
-      <w:r>
-        <w:t xml:space="preserve"> </w:t>
-      </w:r>
-      <w:r>
-        <w:rPr>
-          <w:rFonts w:hint="eastAsia"/>
-        </w:rPr>
-        <w:t xml:space="preserve">至</w:t>
-      </w:r>
-      <w:r>
-        <w:t xml:space="preserve"> </w:t>
-      </w:r>
-      <w:r>
-        <w:rPr>
-          <w:rFonts w:hint="eastAsia"/>
-        </w:rPr>
-        <w:t xml:space="preserve">3-3）、3.2</w:t>
-      </w:r>
-      <w:r>
-        <w:t xml:space="preserve"> </w:t>
-      </w:r>
-      <w:r>
-        <w:rPr>
-          <w:rFonts w:hint="eastAsia"/>
-        </w:rPr>
-        <w:t xml:space="preserve">完整</w:t>
-      </w:r>
-      <w:r>
-        <w:t xml:space="preserve"> Autoencoder </w:t>
-      </w:r>
-      <w:r>
-        <w:rPr>
-          <w:rFonts w:hint="eastAsia"/>
-        </w:rPr>
-        <w:t xml:space="preserve">设计与公式（3-4</w:t>
-      </w:r>
-      <w:r>
-        <w:t xml:space="preserve"> </w:t>
-      </w:r>
-      <w:r>
-        <w:rPr>
-          <w:rFonts w:hint="eastAsia"/>
-        </w:rPr>
-        <w:t xml:space="preserve">至</w:t>
-      </w:r>
-      <w:r>
-        <w:t xml:space="preserve"> </w:t>
-      </w:r>
-      <w:r>
-        <w:rPr>
-          <w:rFonts w:hint="eastAsia"/>
-        </w:rPr>
-        <w:t xml:space="preserve">3-8）、3.3</w:t>
-      </w:r>
-      <w:r>
-        <w:t xml:space="preserve"> Baseline </w:t>
-      </w:r>
-      <w:r>
-        <w:rPr>
-          <w:rFonts w:hint="eastAsia"/>
-        </w:rPr>
-        <w:t xml:space="preserve">与评估公式（3-9</w:t>
-      </w:r>
-      <w:r>
-        <w:t xml:space="preserve"> </w:t>
-      </w:r>
-      <w:r>
-        <w:rPr>
-          <w:rFonts w:hint="eastAsia"/>
-        </w:rPr>
-        <w:t xml:space="preserve">至</w:t>
-      </w:r>
-      <w:r>
-        <w:t xml:space="preserve"> </w:t>
-      </w:r>
-      <w:r>
-        <w:rPr>
-          <w:rFonts w:hint="eastAsia"/>
-        </w:rPr>
-        <w:t xml:space="preserve">3-11）、3.4</w:t>
-      </w:r>
-      <w:r>
-        <w:t xml:space="preserve"> </w:t>
-      </w:r>
-      <w:r>
-        <w:rPr>
-          <w:rFonts w:hint="eastAsia"/>
-        </w:rPr>
-        <w:t xml:space="preserve">下游分析公式（3-12</w:t>
-      </w:r>
-      <w:r>
-        <w:t xml:space="preserve"> </w:t>
-      </w:r>
-      <w:r>
-        <w:rPr>
-          <w:rFonts w:hint="eastAsia"/>
-        </w:rPr>
-        <w:t xml:space="preserve">至</w:t>
-      </w:r>
-      <w:r>
-        <w:t xml:space="preserve"> </w:t>
-      </w:r>
-      <w:r>
-        <w:rPr>
-          <w:rFonts w:hint="eastAsia"/>
-        </w:rPr>
-        <w:t xml:space="preserve">3-14）。</w:t>
-      </w:r>
-    </w:p>
-    <w:p>
-      <w:pPr>
-        <w:pStyle w:val="BodyText"/>
-      </w:pPr>
-      <w:r>
-        <w:rPr>
-          <w:rFonts w:hint="eastAsia"/>
-        </w:rPr>
-        <w:t xml:space="preserve">[修改</w:t>
-      </w:r>
-      <w:r>
-        <w:t xml:space="preserve"> 4-1] </w:t>
-      </w:r>
-      <w:r>
-        <w:rPr>
-          <w:rFonts w:hint="eastAsia"/>
-        </w:rPr>
-        <w:t xml:space="preserve">全章：移除所有</w:t>
-      </w:r>
-      <w:r>
-        <w:t xml:space="preserve"> Markdown </w:t>
-      </w:r>
-      <w:r>
-        <w:rPr>
-          <w:rFonts w:hint="eastAsia"/>
-        </w:rPr>
-        <w:t xml:space="preserve">加粗符号。</w:t>
-      </w:r>
-    </w:p>
-    <w:p>
-      <w:pPr>
-        <w:pStyle w:val="BodyText"/>
-      </w:pPr>
-      <w:r>
-        <w:rPr>
-          <w:rFonts w:hint="eastAsia"/>
-        </w:rPr>
-        <w:t xml:space="preserve">[建议</w:t>
-      </w:r>
-      <w:r>
-        <w:t xml:space="preserve"> 4-2] Autoencoder </w:t>
-      </w:r>
-      <w:r>
-        <w:rPr>
-          <w:rFonts w:hint="eastAsia"/>
-        </w:rPr>
-        <w:t xml:space="preserve">网络结构：建议在最终稿中补充一幅</w:t>
-      </w:r>
-      <w:r>
-        <w:t xml:space="preserve"> Encoder-Decoder </w:t>
-      </w:r>
-      <w:r>
-        <w:rPr>
-          <w:rFonts w:hint="eastAsia"/>
-        </w:rPr>
-        <w:t xml:space="preserve">架构示意图。</w:t>
-      </w:r>
-    </w:p>
-    <w:p>
-      <w:pPr>
-        <w:pStyle w:val="BodyText"/>
-      </w:pPr>
-      <w:r>
-        <w:rPr>
-          <w:rFonts w:hint="eastAsia"/>
-        </w:rPr>
-        <w:t xml:space="preserve">[建议</w:t>
-      </w:r>
-      <w:r>
-        <w:t xml:space="preserve"> 4-3] Mask-then-Impute </w:t>
-      </w:r>
-      <w:r>
-        <w:rPr>
-          <w:rFonts w:hint="eastAsia"/>
-        </w:rPr>
-        <w:t xml:space="preserve">框架：建议在正文中补充一句说明</w:t>
-      </w:r>
-      <w:r>
-        <w:t xml:space="preserve"> 15% </w:t>
-      </w:r>
-      <w:r>
-        <w:rPr>
-          <w:rFonts w:hint="eastAsia"/>
-        </w:rPr>
-        <w:t xml:space="preserve">遮蔽率的选取依据。</w:t>
-      </w:r>
-    </w:p>
-    <w:p>
-      <w:pPr>
-        <w:pStyle w:val="BodyText"/>
-      </w:pPr>
-      <w:r>
-        <w:rPr>
-          <w:rFonts w:hint="eastAsia"/>
-        </w:rPr>
-        <w:t xml:space="preserve">[建议</w:t>
-      </w:r>
-      <w:r>
-        <w:t xml:space="preserve"> 4-4] ComBat </w:t>
-      </w:r>
-      <w:r>
-        <w:rPr>
-          <w:rFonts w:hint="eastAsia"/>
-        </w:rPr>
-        <w:t xml:space="preserve">安全封装：建议以伪代码或流程图补充</w:t>
-      </w:r>
-      <w:r>
-        <w:t xml:space="preserve"> </w:t>
-      </w:r>
-      <w:r>
-        <w:rPr>
-          <w:rStyle w:val="VerbatimChar"/>
-        </w:rPr>
-        <w:t xml:space="preserve">run_combat_safe()</w:t>
-      </w:r>
-      <w:r>
-        <w:t xml:space="preserve"> </w:t>
-      </w:r>
-      <w:r>
-        <w:rPr>
-          <w:rFonts w:hint="eastAsia"/>
-        </w:rPr>
-        <w:t xml:space="preserve">的异常降级逻辑。</w:t>
-      </w:r>
-    </w:p>
-    <w:p>
-      <w:pPr>
-        <w:pStyle w:val="BodyText"/>
-      </w:pPr>
-      <w:r>
-        <w:rPr>
-          <w:rFonts w:hint="eastAsia"/>
-        </w:rPr>
-        <w:t xml:space="preserve">[建议</w:t>
-      </w:r>
-      <w:r>
-        <w:t xml:space="preserve"> 4-5] </w:t>
-      </w:r>
-      <w:r>
-        <w:rPr>
-          <w:rFonts w:hint="eastAsia"/>
-        </w:rPr>
-        <w:t xml:space="preserve">下游分析：建议在正文中明确</w:t>
-      </w:r>
-      <w:r>
-        <w:t xml:space="preserve"> KEGG </w:t>
-      </w:r>
-      <w:r>
-        <w:rPr>
-          <w:rFonts w:hint="eastAsia"/>
-        </w:rPr>
-        <w:t xml:space="preserve">数据的来源版本和缓存策略。</w:t>
-      </w:r>
-    </w:p>
-    <w:p>
-      <w:pPr>
-        <w:pStyle w:val="BodyText"/>
-      </w:pPr>
-      <w:r>
-        <w:rPr>
-          <w:rFonts w:hint="eastAsia"/>
-        </w:rPr>
-        <w:t xml:space="preserve">[修改</w:t>
-      </w:r>
-      <w:r>
-        <w:t xml:space="preserve"> 3-V3] </w:t>
-      </w:r>
-      <w:r>
-        <w:rPr>
-          <w:rFonts w:hint="eastAsia"/>
-        </w:rPr>
-        <w:t xml:space="preserve">本章小结：公式区间表达更新为”公式</w:t>
-      </w:r>
-      <w:r>
-        <w:t xml:space="preserve"> 3-1 </w:t>
-      </w:r>
-      <w:r>
-        <w:rPr>
-          <w:rFonts w:hint="eastAsia"/>
-        </w:rPr>
-        <w:t xml:space="preserve">至</w:t>
-      </w:r>
-      <w:r>
-        <w:t xml:space="preserve"> 3-3”</w:t>
-      </w:r>
-      <w:r>
-        <w:rPr>
-          <w:rFonts w:hint="eastAsia"/>
-        </w:rPr>
-        <w:t xml:space="preserve">“公式</w:t>
-      </w:r>
-      <w:r>
-        <w:t xml:space="preserve"> 3-6 </w:t>
-      </w:r>
-      <w:r>
-        <w:rPr>
-          <w:rFonts w:hint="eastAsia"/>
-        </w:rPr>
-        <w:t xml:space="preserve">至</w:t>
-      </w:r>
-      <w:r>
-        <w:t xml:space="preserve"> 3-8”</w:t>
-      </w:r>
-      <w:r>
-        <w:rPr>
-          <w:rFonts w:hint="eastAsia"/>
-        </w:rPr>
-        <w:t xml:space="preserve">；末句调整为”本章方法的定量实验评估将在第四章中紧接呈现，对应的</w:t>
-      </w:r>
-      <w:r>
-        <w:t xml:space="preserve"> Web </w:t>
-      </w:r>
-      <w:r>
-        <w:rPr>
-          <w:rFonts w:hint="eastAsia"/>
-        </w:rPr>
-        <w:t xml:space="preserve">工程实现细节将在第六章中详细描述”，呼应新章序。</w:t>
-      </w:r>
-    </w:p>
-    <w:bookmarkEnd w:id="100"/>
-    <w:bookmarkStart w:id="101" w:name="第四章-实验与结果分析v2-时为第六章"/>
-    <w:p>
-      <w:pPr>
-        <w:pStyle w:val="Heading3"/>
-      </w:pPr>
-      <w:r>
-        <w:rPr>
-          <w:rFonts w:hint="eastAsia"/>
-        </w:rPr>
-        <w:t xml:space="preserve">第四章</w:t>
-      </w:r>
-      <w:r>
-        <w:t xml:space="preserve"> </w:t>
-      </w:r>
-      <w:r>
-        <w:rPr>
-          <w:rFonts w:hint="eastAsia"/>
-        </w:rPr>
-        <w:t xml:space="preserve">实验与结果分析（V2</w:t>
-      </w:r>
-      <w:r>
-        <w:t xml:space="preserve"> </w:t>
-      </w:r>
-      <w:r>
-        <w:rPr>
-          <w:rFonts w:hint="eastAsia"/>
-        </w:rPr>
-        <w:t xml:space="preserve">时为第六章）</w:t>
-      </w:r>
-    </w:p>
-    <w:p>
-      <w:pPr>
-        <w:pStyle w:val="FirstParagraph"/>
-      </w:pPr>
-      <w:r>
-        <w:rPr>
-          <w:rFonts w:hint="eastAsia"/>
-        </w:rPr>
-        <w:t xml:space="preserve">[结构</w:t>
-      </w:r>
-      <w:r>
-        <w:t xml:space="preserve"> 4-V3] </w:t>
-      </w:r>
-      <w:r>
-        <w:rPr>
-          <w:rFonts w:hint="eastAsia"/>
-        </w:rPr>
-        <w:t xml:space="preserve">全章上提至第四章：紧接第三章算法描述，使方法与实验数据形成”算法</w:t>
-      </w:r>
-      <w:r>
-        <w:t xml:space="preserve"> → </w:t>
-      </w:r>
-      <w:r>
-        <w:rPr>
-          <w:rFonts w:hint="eastAsia"/>
-        </w:rPr>
-        <w:t xml:space="preserve">评估”的直接对照。本章不做内容修改，仅同步章号、子节号、表</w:t>
-      </w:r>
-      <w:r>
-        <w:t xml:space="preserve"> 6.X → </w:t>
-      </w:r>
-      <w:r>
-        <w:rPr>
-          <w:rFonts w:hint="eastAsia"/>
-        </w:rPr>
-        <w:t xml:space="preserve">表</w:t>
-      </w:r>
-      <w:r>
-        <w:t xml:space="preserve"> </w:t>
-      </w:r>
-      <w:r>
-        <w:rPr>
-          <w:rFonts w:hint="eastAsia"/>
-        </w:rPr>
-        <w:t xml:space="preserve">4.X、图</w:t>
-      </w:r>
-      <w:r>
-        <w:t xml:space="preserve"> 6-X → </w:t>
-      </w:r>
-      <w:r>
-        <w:rPr>
-          <w:rFonts w:hint="eastAsia"/>
-        </w:rPr>
-        <w:t xml:space="preserve">图</w:t>
-      </w:r>
-      <w:r>
-        <w:t xml:space="preserve"> 4-X。</w:t>
-      </w:r>
-    </w:p>
-    <w:p>
-      <w:pPr>
-        <w:pStyle w:val="BodyText"/>
-      </w:pPr>
-      <w:r>
-        <w:rPr>
-          <w:rFonts w:hint="eastAsia"/>
-        </w:rPr>
-        <w:t xml:space="preserve">[修改</w:t>
-      </w:r>
-      <w:r>
-        <w:t xml:space="preserve"> 6-1] </w:t>
-      </w:r>
-      <w:r>
-        <w:rPr>
-          <w:rFonts w:hint="eastAsia"/>
-        </w:rPr>
-        <w:t xml:space="preserve">全章：移除所有</w:t>
-      </w:r>
-      <w:r>
-        <w:t xml:space="preserve"> Markdown </w:t>
-      </w:r>
-      <w:r>
-        <w:rPr>
-          <w:rFonts w:hint="eastAsia"/>
-        </w:rPr>
-        <w:t xml:space="preserve">加粗符号。</w:t>
-      </w:r>
-    </w:p>
-    <w:p>
-      <w:pPr>
-        <w:pStyle w:val="BodyText"/>
-      </w:pPr>
-      <w:r>
-        <w:rPr>
-          <w:rFonts w:hint="eastAsia"/>
-        </w:rPr>
-        <w:t xml:space="preserve">[修改</w:t>
-      </w:r>
-      <w:r>
-        <w:t xml:space="preserve"> 6-2 / V3 </w:t>
-      </w:r>
-      <w:r>
-        <w:rPr>
-          <w:rFonts w:hint="eastAsia"/>
-        </w:rPr>
-        <w:t xml:space="preserve">同步]</w:t>
-      </w:r>
-      <w:r>
-        <w:t xml:space="preserve"> </w:t>
-      </w:r>
-      <w:r>
-        <w:rPr>
-          <w:rFonts w:hint="eastAsia"/>
-        </w:rPr>
-        <w:t xml:space="preserve">第</w:t>
-      </w:r>
-      <w:r>
-        <w:t xml:space="preserve"> 4.2 </w:t>
-      </w:r>
-      <w:r>
-        <w:rPr>
-          <w:rFonts w:hint="eastAsia"/>
-        </w:rPr>
-        <w:t xml:space="preserve">节：表</w:t>
-      </w:r>
-      <w:r>
-        <w:t xml:space="preserve"> </w:t>
-      </w:r>
-      <w:r>
-        <w:rPr>
-          <w:rFonts w:hint="eastAsia"/>
-        </w:rPr>
-        <w:t xml:space="preserve">4.1（V2</w:t>
-      </w:r>
-      <w:r>
-        <w:t xml:space="preserve"> </w:t>
-      </w:r>
-      <w:r>
-        <w:rPr>
-          <w:rFonts w:hint="eastAsia"/>
-        </w:rPr>
-        <w:t xml:space="preserve">时为表</w:t>
-      </w:r>
-      <w:r>
-        <w:t xml:space="preserve"> </w:t>
-      </w:r>
-      <w:r>
-        <w:rPr>
-          <w:rFonts w:hint="eastAsia"/>
-        </w:rPr>
-        <w:t xml:space="preserve">6.1）数字内容已核对，格式规范，列对齐采用居中对齐，与章节说明一致。</w:t>
-      </w:r>
-    </w:p>
-    <w:p>
-      <w:pPr>
-        <w:pStyle w:val="BodyText"/>
-      </w:pPr>
-      <w:r>
-        <w:rPr>
-          <w:rFonts w:hint="eastAsia"/>
-        </w:rPr>
-        <w:t xml:space="preserve">[建议</w:t>
-      </w:r>
-      <w:r>
-        <w:t xml:space="preserve"> 6-3] </w:t>
-      </w:r>
-      <w:r>
-        <w:rPr>
-          <w:rFonts w:hint="eastAsia"/>
-        </w:rPr>
-        <w:t xml:space="preserve">第</w:t>
-      </w:r>
-      <w:r>
-        <w:t xml:space="preserve"> 4.3 </w:t>
-      </w:r>
-      <w:r>
-        <w:rPr>
-          <w:rFonts w:hint="eastAsia"/>
-        </w:rPr>
-        <w:t xml:space="preserve">节批次效应校正结果分析：关于”批次</w:t>
-      </w:r>
-      <w:r>
-        <w:t xml:space="preserve"> Silhouette </w:t>
-      </w:r>
-      <w:r>
-        <w:rPr>
-          <w:rFonts w:hint="eastAsia"/>
-        </w:rPr>
-        <w:t xml:space="preserve">系数向</w:t>
-      </w:r>
-      <w:r>
-        <w:t xml:space="preserve"> 0 </w:t>
-      </w:r>
-      <w:r>
-        <w:rPr>
-          <w:rFonts w:hint="eastAsia"/>
-        </w:rPr>
-        <w:t xml:space="preserve">方向移动并非向</w:t>
-      </w:r>
-      <w:r>
-        <w:t xml:space="preserve"> −1 </w:t>
-      </w:r>
-      <w:r>
-        <w:rPr>
-          <w:rFonts w:hint="eastAsia"/>
-        </w:rPr>
-        <w:t xml:space="preserve">方向”的解释（PCA</w:t>
-      </w:r>
-      <w:r>
-        <w:t xml:space="preserve"> </w:t>
-      </w:r>
-      <w:r>
-        <w:rPr>
-          <w:rFonts w:hint="eastAsia"/>
-        </w:rPr>
-        <w:t xml:space="preserve">坐标系根本性变化导致不可直接比较）在逻辑上正确，但表述略显曲折。建议修改为更简明的表述，例如：</w:t>
-      </w:r>
-      <w:r>
-        <w:rPr>
-          <w:rFonts w:hint="eastAsia"/>
-        </w:rPr>
-        <w:t xml:space="preserve">“批次</w:t>
-      </w:r>
-      <w:r>
-        <w:t xml:space="preserve"> Silhouette </w:t>
-      </w:r>
-      <w:r>
-        <w:rPr>
-          <w:rFonts w:hint="eastAsia"/>
-        </w:rPr>
-        <w:t xml:space="preserve">系数在校正前后</w:t>
-      </w:r>
-      <w:r>
-        <w:t xml:space="preserve"> PCA </w:t>
-      </w:r>
-      <w:r>
-        <w:rPr>
-          <w:rFonts w:hint="eastAsia"/>
-        </w:rPr>
-        <w:t xml:space="preserve">坐标系不同，数值不具可比性，应以批次质心距离为主要评估依据。”</w:t>
-      </w:r>
-    </w:p>
-    <w:p>
-      <w:pPr>
-        <w:pStyle w:val="BodyText"/>
-      </w:pPr>
-      <w:r>
-        <w:rPr>
-          <w:rFonts w:hint="eastAsia"/>
-        </w:rPr>
-        <w:t xml:space="preserve">[建议</w:t>
-      </w:r>
-      <w:r>
-        <w:t xml:space="preserve"> 6-4] </w:t>
-      </w:r>
-      <w:r>
-        <w:rPr>
-          <w:rFonts w:hint="eastAsia"/>
-        </w:rPr>
-        <w:t xml:space="preserve">第</w:t>
-      </w:r>
-      <w:r>
-        <w:t xml:space="preserve"> 4.3 </w:t>
-      </w:r>
-      <w:r>
-        <w:rPr>
-          <w:rFonts w:hint="eastAsia"/>
-        </w:rPr>
-        <w:t xml:space="preserve">节：ComBat</w:t>
-      </w:r>
-      <w:r>
-        <w:t xml:space="preserve"> </w:t>
-      </w:r>
-      <w:r>
-        <w:rPr>
-          <w:rFonts w:hint="eastAsia"/>
-        </w:rPr>
-        <w:t xml:space="preserve">与</w:t>
-      </w:r>
-      <w:r>
-        <w:t xml:space="preserve"> Baseline </w:t>
-      </w:r>
-      <w:r>
-        <w:rPr>
-          <w:rFonts w:hint="eastAsia"/>
-        </w:rPr>
-        <w:t xml:space="preserve">的实验对比数据目前仅呈现了</w:t>
-      </w:r>
-      <w:r>
-        <w:t xml:space="preserve"> Baseline </w:t>
-      </w:r>
-      <w:r>
-        <w:rPr>
-          <w:rFonts w:hint="eastAsia"/>
-        </w:rPr>
-        <w:t xml:space="preserve">的结果，ComBat</w:t>
-      </w:r>
-      <w:r>
-        <w:t xml:space="preserve"> </w:t>
-      </w:r>
-      <w:r>
-        <w:rPr>
-          <w:rFonts w:hint="eastAsia"/>
-        </w:rPr>
-        <w:t xml:space="preserve">的实验数据（批次质心距离、Silhouette</w:t>
-      </w:r>
-      <w:r>
-        <w:t xml:space="preserve"> </w:t>
-      </w:r>
-      <w:r>
-        <w:rPr>
-          <w:rFonts w:hint="eastAsia"/>
-        </w:rPr>
-        <w:t xml:space="preserve">系数）未呈现。建议补充</w:t>
-      </w:r>
-      <w:r>
-        <w:t xml:space="preserve"> ComBat </w:t>
-      </w:r>
-      <w:r>
-        <w:rPr>
-          <w:rFonts w:hint="eastAsia"/>
-        </w:rPr>
-        <w:t xml:space="preserve">的定量结果，或在正文中明确说明</w:t>
-      </w:r>
-      <w:r>
-        <w:t xml:space="preserve"> ComBat </w:t>
-      </w:r>
-      <w:r>
-        <w:rPr>
-          <w:rFonts w:hint="eastAsia"/>
-        </w:rPr>
-        <w:t xml:space="preserve">实验结果与</w:t>
-      </w:r>
-      <w:r>
-        <w:t xml:space="preserve"> Baseline </w:t>
-      </w:r>
-      <w:r>
-        <w:rPr>
-          <w:rFonts w:hint="eastAsia"/>
-        </w:rPr>
-        <w:t xml:space="preserve">相近、已有</w:t>
-      </w:r>
-      <w:r>
-        <w:t xml:space="preserve"> PCA </w:t>
-      </w:r>
-      <w:r>
-        <w:rPr>
-          <w:rFonts w:hint="eastAsia"/>
-        </w:rPr>
-        <w:t xml:space="preserve">图对比可视化替代定量数据，以免读者产生数据缺失之感。</w:t>
-      </w:r>
-    </w:p>
-    <w:p>
-      <w:pPr>
-        <w:pStyle w:val="BodyText"/>
-      </w:pPr>
-      <w:r>
-        <w:rPr>
-          <w:rFonts w:hint="eastAsia"/>
-        </w:rPr>
-        <w:t xml:space="preserve">[建议</w:t>
-      </w:r>
-      <w:r>
-        <w:t xml:space="preserve"> 6-5] </w:t>
-      </w:r>
-      <w:r>
-        <w:rPr>
-          <w:rFonts w:hint="eastAsia"/>
-        </w:rPr>
-        <w:t xml:space="preserve">第</w:t>
-      </w:r>
-      <w:r>
-        <w:t xml:space="preserve"> 4.4 </w:t>
-      </w:r>
-      <w:r>
-        <w:rPr>
-          <w:rFonts w:hint="eastAsia"/>
-        </w:rPr>
-        <w:t xml:space="preserve">节下游分析：火山图、气泡图、MetaKG</w:t>
-      </w:r>
-      <w:r>
-        <w:t xml:space="preserve"> </w:t>
-      </w:r>
-      <w:r>
-        <w:rPr>
-          <w:rFonts w:hint="eastAsia"/>
-        </w:rPr>
-        <w:t xml:space="preserve">力导向图建议配以实际运行截图（含图题），直观展示系统可视化能力，这也是”系统与结果展示”型论文章节的核心内容。</w:t>
-      </w:r>
-    </w:p>
-    <w:bookmarkEnd w:id="101"/>
-    <w:bookmarkStart w:id="102" w:name="第五章-系统总体设计v2-时为第三章"/>
-    <w:p>
-      <w:pPr>
-        <w:pStyle w:val="Heading3"/>
-      </w:pPr>
-      <w:r>
-        <w:rPr>
-          <w:rFonts w:hint="eastAsia"/>
-        </w:rPr>
-        <w:t xml:space="preserve">第五章</w:t>
-      </w:r>
-      <w:r>
-        <w:t xml:space="preserve"> </w:t>
-      </w:r>
-      <w:r>
-        <w:rPr>
-          <w:rFonts w:hint="eastAsia"/>
-        </w:rPr>
-        <w:t xml:space="preserve">系统总体设计（V2</w:t>
-      </w:r>
-      <w:r>
-        <w:t xml:space="preserve"> </w:t>
-      </w:r>
-      <w:r>
-        <w:rPr>
-          <w:rFonts w:hint="eastAsia"/>
-        </w:rPr>
-        <w:t xml:space="preserve">时为第三章）</w:t>
-      </w:r>
-    </w:p>
-    <w:p>
-      <w:pPr>
-        <w:pStyle w:val="FirstParagraph"/>
-      </w:pPr>
-      <w:r>
-        <w:rPr>
-          <w:rFonts w:hint="eastAsia"/>
-        </w:rPr>
-        <w:t xml:space="preserve">[结构</w:t>
-      </w:r>
-      <w:r>
-        <w:t xml:space="preserve"> 5-V3] </w:t>
-      </w:r>
-      <w:r>
-        <w:rPr>
-          <w:rFonts w:hint="eastAsia"/>
-        </w:rPr>
-        <w:t xml:space="preserve">全章下移至第五章：内容不变，仅同步章号（3</w:t>
-      </w:r>
-      <w:r>
-        <w:t xml:space="preserve"> → </w:t>
-      </w:r>
-      <w:r>
-        <w:rPr>
-          <w:rFonts w:hint="eastAsia"/>
-        </w:rPr>
-        <w:t xml:space="preserve">5）与子节号（3.x</w:t>
-      </w:r>
-      <w:r>
-        <w:t xml:space="preserve"> → </w:t>
-      </w:r>
-      <w:r>
-        <w:rPr>
-          <w:rFonts w:hint="eastAsia"/>
-        </w:rPr>
-        <w:t xml:space="preserve">5.x）。本章紧接第四章实验之后、第六章系统实现之前，承担”工程落地”主线的总体设计阐述。</w:t>
-      </w:r>
-    </w:p>
-    <w:p>
-      <w:pPr>
-        <w:pStyle w:val="BodyText"/>
-      </w:pPr>
-      <w:r>
-        <w:rPr>
-          <w:rFonts w:hint="eastAsia"/>
-        </w:rPr>
-        <w:t xml:space="preserve">[修改</w:t>
-      </w:r>
-      <w:r>
-        <w:t xml:space="preserve"> 3-1] </w:t>
-      </w:r>
-      <w:r>
-        <w:rPr>
-          <w:rFonts w:hint="eastAsia"/>
-        </w:rPr>
-        <w:t xml:space="preserve">第</w:t>
-      </w:r>
-      <w:r>
-        <w:t xml:space="preserve"> 5.1.1 </w:t>
-      </w:r>
-      <w:r>
-        <w:rPr>
-          <w:rFonts w:hint="eastAsia"/>
-        </w:rPr>
-        <w:t xml:space="preserve">节各需求条目：移除所有</w:t>
-      </w:r>
-      <w:r>
-        <w:t xml:space="preserve"> Markdown </w:t>
-      </w:r>
-      <w:r>
-        <w:rPr>
-          <w:rFonts w:hint="eastAsia"/>
-        </w:rPr>
-        <w:t xml:space="preserve">加粗符号。</w:t>
-      </w:r>
-    </w:p>
-    <w:p>
-      <w:pPr>
-        <w:pStyle w:val="BodyText"/>
-      </w:pPr>
-      <w:r>
-        <w:rPr>
-          <w:rFonts w:hint="eastAsia"/>
-        </w:rPr>
-        <w:t xml:space="preserve">[建议</w:t>
-      </w:r>
-      <w:r>
-        <w:t xml:space="preserve"> 3-2] </w:t>
-      </w:r>
-      <w:r>
-        <w:rPr>
-          <w:rFonts w:hint="eastAsia"/>
-        </w:rPr>
-        <w:t xml:space="preserve">第</w:t>
-      </w:r>
-      <w:r>
-        <w:t xml:space="preserve"> 5.1.2 </w:t>
-      </w:r>
-      <w:r>
-        <w:rPr>
-          <w:rFonts w:hint="eastAsia"/>
-        </w:rPr>
-        <w:t xml:space="preserve">节非功能需求：建议将”可用性”</w:t>
-      </w:r>
-      <w:r>
-        <w:rPr>
-          <w:rFonts w:hint="eastAsia"/>
-        </w:rPr>
-        <w:t xml:space="preserve">“可扩展性”</w:t>
-      </w:r>
-      <w:r>
-        <w:rPr>
-          <w:rFonts w:hint="eastAsia"/>
-        </w:rPr>
-        <w:t xml:space="preserve">“可靠性”</w:t>
-      </w:r>
-      <w:r>
-        <w:rPr>
-          <w:rFonts w:hint="eastAsia"/>
-        </w:rPr>
-        <w:t xml:space="preserve">“性能”</w:t>
-      </w:r>
-      <w:r>
-        <w:rPr>
-          <w:rFonts w:hint="eastAsia"/>
-        </w:rPr>
-        <w:t xml:space="preserve">四项以小标题形式呈现，与</w:t>
-      </w:r>
-      <w:r>
-        <w:t xml:space="preserve"> 5.1.1 </w:t>
-      </w:r>
-      <w:r>
-        <w:rPr>
-          <w:rFonts w:hint="eastAsia"/>
-        </w:rPr>
-        <w:t xml:space="preserve">节风格保持一致。</w:t>
-      </w:r>
-    </w:p>
-    <w:p>
-      <w:pPr>
-        <w:pStyle w:val="BodyText"/>
-      </w:pPr>
-      <w:r>
-        <w:rPr>
-          <w:rFonts w:hint="eastAsia"/>
-        </w:rPr>
-        <w:t xml:space="preserve">[建议</w:t>
-      </w:r>
-      <w:r>
-        <w:t xml:space="preserve"> 3-3] </w:t>
-      </w:r>
-      <w:r>
-        <w:rPr>
-          <w:rFonts w:hint="eastAsia"/>
-        </w:rPr>
-        <w:t xml:space="preserve">第</w:t>
-      </w:r>
-      <w:r>
-        <w:t xml:space="preserve"> 5.2 </w:t>
-      </w:r>
-      <w:r>
-        <w:rPr>
-          <w:rFonts w:hint="eastAsia"/>
-        </w:rPr>
-        <w:t xml:space="preserve">节系统架构：建议补充系统架构图（前后端分离架构图、后端四层分层图）。</w:t>
-      </w:r>
-    </w:p>
-    <w:p>
-      <w:pPr>
-        <w:pStyle w:val="BodyText"/>
-      </w:pPr>
-      <w:r>
-        <w:rPr>
-          <w:rFonts w:hint="eastAsia"/>
-        </w:rPr>
-        <w:t xml:space="preserve">[建议</w:t>
-      </w:r>
-      <w:r>
-        <w:t xml:space="preserve"> 3-4] </w:t>
-      </w:r>
-      <w:r>
-        <w:rPr>
-          <w:rFonts w:hint="eastAsia"/>
-        </w:rPr>
-        <w:t xml:space="preserve">第</w:t>
-      </w:r>
-      <w:r>
-        <w:t xml:space="preserve"> 5.3 </w:t>
-      </w:r>
-      <w:r>
-        <w:rPr>
-          <w:rFonts w:hint="eastAsia"/>
-        </w:rPr>
-        <w:t xml:space="preserve">节数据库设计：建议补充</w:t>
-      </w:r>
-      <w:r>
-        <w:t xml:space="preserve"> E-R </w:t>
-      </w:r>
-      <w:r>
-        <w:rPr>
-          <w:rFonts w:hint="eastAsia"/>
-        </w:rPr>
-        <w:t xml:space="preserve">图或数据库表结构图。</w:t>
-      </w:r>
-    </w:p>
-    <w:p>
-      <w:pPr>
-        <w:pStyle w:val="BodyText"/>
-      </w:pPr>
-      <w:r>
-        <w:rPr>
-          <w:rFonts w:hint="eastAsia"/>
-        </w:rPr>
-        <w:t xml:space="preserve">[修改</w:t>
-      </w:r>
-      <w:r>
-        <w:t xml:space="preserve"> 5-V3] </w:t>
-      </w:r>
-      <w:r>
-        <w:rPr>
-          <w:rFonts w:hint="eastAsia"/>
-        </w:rPr>
-        <w:t xml:space="preserve">本章小结：将”各模块算法实现细节将在第四章中详细描述”调整为”各模块所承载的核心算法已在第三章详细描述，本章设计方案的具体工程落地将在第六章呈现”，呼应新章序。</w:t>
-      </w:r>
-    </w:p>
-    <w:bookmarkEnd w:id="102"/>
-    <w:bookmarkStart w:id="103" w:name="第六章-web-系统工程实现v2-时为第五章"/>
-    <w:p>
-      <w:pPr>
-        <w:pStyle w:val="Heading3"/>
-      </w:pPr>
-      <w:r>
-        <w:rPr>
-          <w:rFonts w:hint="eastAsia"/>
-        </w:rPr>
-        <w:t xml:space="preserve">第六章</w:t>
-      </w:r>
-      <w:r>
-        <w:t xml:space="preserve"> Web </w:t>
-      </w:r>
-      <w:r>
-        <w:rPr>
-          <w:rFonts w:hint="eastAsia"/>
-        </w:rPr>
-        <w:t xml:space="preserve">系统工程实现（V2</w:t>
-      </w:r>
-      <w:r>
-        <w:t xml:space="preserve"> </w:t>
-      </w:r>
-      <w:r>
-        <w:rPr>
-          <w:rFonts w:hint="eastAsia"/>
-        </w:rPr>
-        <w:t xml:space="preserve">时为第五章）</w:t>
-      </w:r>
-    </w:p>
-    <w:p>
-      <w:pPr>
-        <w:pStyle w:val="FirstParagraph"/>
-      </w:pPr>
-      <w:r>
-        <w:rPr>
-          <w:rFonts w:hint="eastAsia"/>
-        </w:rPr>
-        <w:t xml:space="preserve">[结构</w:t>
-      </w:r>
-      <w:r>
-        <w:t xml:space="preserve"> 6-V3] </w:t>
-      </w:r>
-      <w:r>
-        <w:rPr>
-          <w:rFonts w:hint="eastAsia"/>
-        </w:rPr>
-        <w:t xml:space="preserve">全章下移至第六章：内容不变，仅同步章号（5</w:t>
-      </w:r>
-      <w:r>
-        <w:t xml:space="preserve"> → </w:t>
-      </w:r>
-      <w:r>
-        <w:rPr>
-          <w:rFonts w:hint="eastAsia"/>
-        </w:rPr>
-        <w:t xml:space="preserve">6）与子节号（5.x</w:t>
-      </w:r>
-      <w:r>
-        <w:t xml:space="preserve"> → </w:t>
-      </w:r>
-      <w:r>
-        <w:rPr>
-          <w:rFonts w:hint="eastAsia"/>
-        </w:rPr>
-        <w:t xml:space="preserve">6.x）。本章紧接第五章系统设计，构成”系统设计</w:t>
-      </w:r>
-      <w:r>
-        <w:t xml:space="preserve"> → </w:t>
-      </w:r>
-      <w:r>
-        <w:rPr>
-          <w:rFonts w:hint="eastAsia"/>
-        </w:rPr>
-        <w:t xml:space="preserve">系统实现”的连贯工程落地链路。</w:t>
-      </w:r>
-    </w:p>
-    <w:p>
-      <w:pPr>
-        <w:pStyle w:val="BodyText"/>
-      </w:pPr>
-      <w:r>
-        <w:rPr>
-          <w:rFonts w:hint="eastAsia"/>
-        </w:rPr>
-        <w:t xml:space="preserve">[修改</w:t>
-      </w:r>
-      <w:r>
-        <w:t xml:space="preserve"> 5-1] </w:t>
-      </w:r>
-      <w:r>
-        <w:rPr>
-          <w:rFonts w:hint="eastAsia"/>
-        </w:rPr>
-        <w:t xml:space="preserve">全章：移除所有</w:t>
-      </w:r>
-      <w:r>
-        <w:t xml:space="preserve"> Markdown </w:t>
-      </w:r>
-      <w:r>
-        <w:rPr>
-          <w:rFonts w:hint="eastAsia"/>
-        </w:rPr>
-        <w:t xml:space="preserve">加粗符号和写作进度说明行。</w:t>
-      </w:r>
-    </w:p>
-    <w:p>
-      <w:pPr>
-        <w:pStyle w:val="BodyText"/>
-      </w:pPr>
-      <w:r>
-        <w:rPr>
-          <w:rFonts w:hint="eastAsia"/>
-        </w:rPr>
-        <w:t xml:space="preserve">[建议</w:t>
-      </w:r>
-      <w:r>
-        <w:t xml:space="preserve"> 5-2] </w:t>
-      </w:r>
-      <w:r>
-        <w:rPr>
-          <w:rFonts w:hint="eastAsia"/>
-        </w:rPr>
-        <w:t xml:space="preserve">第</w:t>
-      </w:r>
-      <w:r>
-        <w:t xml:space="preserve"> 6.4 </w:t>
-      </w:r>
-      <w:r>
-        <w:rPr>
-          <w:rFonts w:hint="eastAsia"/>
-        </w:rPr>
-        <w:t xml:space="preserve">节功能界面展示：本节提到了系统七大功能展示区域，建议逐一配以系统运行截图，并在图题中标注功能名称（如”图</w:t>
-      </w:r>
-      <w:r>
-        <w:t xml:space="preserve"> 6-1 </w:t>
-      </w:r>
-      <w:r>
-        <w:rPr>
-          <w:rFonts w:hint="eastAsia"/>
-        </w:rPr>
-        <w:t xml:space="preserve">首页</w:t>
-      </w:r>
-      <w:r>
-        <w:t xml:space="preserve"> KPI </w:t>
-      </w:r>
-      <w:r>
-        <w:rPr>
-          <w:rFonts w:hint="eastAsia"/>
-        </w:rPr>
-        <w:t xml:space="preserve">概览界面”），使评审老师能够直观感受系统的用户交互体验，这是系统实现章节最重要的呈现方式之一。</w:t>
-      </w:r>
-    </w:p>
-    <w:p>
-      <w:pPr>
-        <w:pStyle w:val="BodyText"/>
-      </w:pPr>
-      <w:r>
-        <w:rPr>
-          <w:rFonts w:hint="eastAsia"/>
-        </w:rPr>
-        <w:t xml:space="preserve">[建议</w:t>
-      </w:r>
-      <w:r>
-        <w:t xml:space="preserve"> 5-3] </w:t>
-      </w:r>
-      <w:r>
-        <w:rPr>
-          <w:rFonts w:hint="eastAsia"/>
-        </w:rPr>
-        <w:t xml:space="preserve">第</w:t>
-      </w:r>
-      <w:r>
-        <w:t xml:space="preserve"> 6.5 </w:t>
-      </w:r>
-      <w:r>
-        <w:rPr>
-          <w:rFonts w:hint="eastAsia"/>
-        </w:rPr>
-        <w:t xml:space="preserve">节系统测试：测试内容翔实，覆盖功能测试和边界情况测试。建议将</w:t>
-      </w:r>
-      <w:r>
-        <w:t xml:space="preserve"> 13 </w:t>
-      </w:r>
-      <w:r>
-        <w:rPr>
-          <w:rFonts w:hint="eastAsia"/>
-        </w:rPr>
-        <w:t xml:space="preserve">个核心功能测试点以表格形式呈现（含”测试项目”</w:t>
-      </w:r>
-      <w:r>
-        <w:rPr>
-          <w:rFonts w:hint="eastAsia"/>
-        </w:rPr>
-        <w:t xml:space="preserve">“测试输入”</w:t>
-      </w:r>
-      <w:r>
-        <w:rPr>
-          <w:rFonts w:hint="eastAsia"/>
-        </w:rPr>
-        <w:t xml:space="preserve">“预期结果”</w:t>
-      </w:r>
-      <w:r>
-        <w:rPr>
-          <w:rFonts w:hint="eastAsia"/>
-        </w:rPr>
-        <w:t xml:space="preserve">“实际结果”</w:t>
-      </w:r>
-      <w:r>
-        <w:rPr>
-          <w:rFonts w:hint="eastAsia"/>
-        </w:rPr>
-        <w:t xml:space="preserve">“测试结论”</w:t>
-      </w:r>
-      <w:r>
-        <w:rPr>
-          <w:rFonts w:hint="eastAsia"/>
-        </w:rPr>
-        <w:t xml:space="preserve">五列），格式更加规范，并便于字数计量。</w:t>
-      </w:r>
-    </w:p>
-    <w:bookmarkEnd w:id="103"/>
-    <w:bookmarkStart w:id="104" w:name="第七章-结论与展望-1"/>
-    <w:p>
-      <w:pPr>
-        <w:pStyle w:val="Heading3"/>
-      </w:pPr>
-      <w:r>
-        <w:rPr>
-          <w:rFonts w:hint="eastAsia"/>
-        </w:rPr>
-        <w:t xml:space="preserve">第七章</w:t>
-      </w:r>
-      <w:r>
-        <w:t xml:space="preserve"> </w:t>
-      </w:r>
-      <w:r>
-        <w:rPr>
-          <w:rFonts w:hint="eastAsia"/>
-        </w:rPr>
-        <w:t xml:space="preserve">结论与展望</w:t>
-      </w:r>
-    </w:p>
-    <w:p>
-      <w:pPr>
-        <w:pStyle w:val="FirstParagraph"/>
-      </w:pPr>
-      <w:r>
-        <w:rPr>
-          <w:rFonts w:hint="eastAsia"/>
-        </w:rPr>
-        <w:t xml:space="preserve">[修改</w:t>
-      </w:r>
-      <w:r>
-        <w:t xml:space="preserve"> 7-1] </w:t>
-      </w:r>
-      <w:r>
-        <w:rPr>
-          <w:rFonts w:hint="eastAsia"/>
-        </w:rPr>
-        <w:t xml:space="preserve">全章：移除所有</w:t>
-      </w:r>
-      <w:r>
-        <w:t xml:space="preserve"> Markdown </w:t>
-      </w:r>
-      <w:r>
-        <w:rPr>
-          <w:rFonts w:hint="eastAsia"/>
-        </w:rPr>
-        <w:t xml:space="preserve">加粗符号。</w:t>
-      </w:r>
-    </w:p>
-    <w:p>
-      <w:pPr>
-        <w:pStyle w:val="BodyText"/>
-      </w:pPr>
-      <w:r>
-        <w:rPr>
-          <w:rFonts w:hint="eastAsia"/>
-        </w:rPr>
-        <w:t xml:space="preserve">[建议</w:t>
-      </w:r>
-      <w:r>
-        <w:t xml:space="preserve"> 7-2] </w:t>
-      </w:r>
-      <w:r>
-        <w:rPr>
-          <w:rFonts w:hint="eastAsia"/>
-        </w:rPr>
-        <w:t xml:space="preserve">第</w:t>
-      </w:r>
-      <w:r>
-        <w:t xml:space="preserve"> 7.1 </w:t>
-      </w:r>
-      <w:r>
-        <w:rPr>
-          <w:rFonts w:hint="eastAsia"/>
-        </w:rPr>
-        <w:t xml:space="preserve">节研究总结：四点成果描述完整、条理清晰，与论文各章内容高度对应，逻辑严密。无实质性修改建议。</w:t>
-      </w:r>
-    </w:p>
-    <w:p>
-      <w:pPr>
-        <w:pStyle w:val="BodyText"/>
-      </w:pPr>
-      <w:r>
-        <w:rPr>
-          <w:rFonts w:hint="eastAsia"/>
-        </w:rPr>
-        <w:t xml:space="preserve">[建议</w:t>
-      </w:r>
-      <w:r>
-        <w:t xml:space="preserve"> 7-3] </w:t>
-      </w:r>
-      <w:r>
-        <w:rPr>
-          <w:rFonts w:hint="eastAsia"/>
-        </w:rPr>
-        <w:t xml:space="preserve">第</w:t>
-      </w:r>
-      <w:r>
-        <w:t xml:space="preserve"> 7.2 </w:t>
-      </w:r>
-      <w:r>
-        <w:rPr>
-          <w:rFonts w:hint="eastAsia"/>
-        </w:rPr>
-        <w:t xml:space="preserve">节系统局限性：五点局限性描述客观，未回避问题，体现了良好的学术诚信。建议对局限性（1）（Autoencoder</w:t>
-      </w:r>
-      <w:r>
-        <w:t xml:space="preserve"> </w:t>
-      </w:r>
-      <w:r>
-        <w:rPr>
-          <w:rFonts w:hint="eastAsia"/>
-        </w:rPr>
-        <w:t xml:space="preserve">尚未在线集成）补充一句说明为何以离线方式实现（如”训练时间较长，超出</w:t>
-      </w:r>
-      <w:r>
-        <w:t xml:space="preserve"> HTTP </w:t>
-      </w:r>
-      <w:r>
-        <w:rPr>
-          <w:rFonts w:hint="eastAsia"/>
-        </w:rPr>
-        <w:t xml:space="preserve">请求超时限制”），使局限性的原因描述更加完整。</w:t>
-      </w:r>
-    </w:p>
-    <w:p>
-      <w:pPr>
-        <w:pStyle w:val="BodyText"/>
-      </w:pPr>
-      <w:r>
-        <w:rPr>
-          <w:rFonts w:hint="eastAsia"/>
-        </w:rPr>
-        <w:t xml:space="preserve">[建议</w:t>
-      </w:r>
-      <w:r>
-        <w:t xml:space="preserve"> 7-4] </w:t>
-      </w:r>
-      <w:r>
-        <w:rPr>
-          <w:rFonts w:hint="eastAsia"/>
-        </w:rPr>
-        <w:t xml:space="preserve">第</w:t>
-      </w:r>
-      <w:r>
-        <w:t xml:space="preserve"> 7.3 </w:t>
-      </w:r>
-      <w:r>
-        <w:rPr>
-          <w:rFonts w:hint="eastAsia"/>
-        </w:rPr>
-        <w:t xml:space="preserve">节未来展望：六点展望与局限性一一对应，且均有具体技术路径（如</w:t>
-      </w:r>
-      <w:r>
-        <w:t xml:space="preserve"> Celery + </w:t>
-      </w:r>
-      <w:r>
-        <w:rPr>
-          <w:rFonts w:hint="eastAsia"/>
-        </w:rPr>
-        <w:t xml:space="preserve">Redis、Harmony/BBKNN、kBET、PostgreSQL），体现了良好的前瞻性和工程可行性。建议最终版按学院要求确认展望条数是否合适（通常</w:t>
-      </w:r>
-      <w:r>
-        <w:t xml:space="preserve"> </w:t>
-      </w:r>
-      <w:r>
-        <w:rPr>
-          <w:rFonts w:hint="eastAsia"/>
-        </w:rPr>
-        <w:t xml:space="preserve">3～5</w:t>
-      </w:r>
-      <w:r>
-        <w:t xml:space="preserve"> </w:t>
-      </w:r>
-      <w:r>
-        <w:rPr>
-          <w:rFonts w:hint="eastAsia"/>
-        </w:rPr>
-        <w:t xml:space="preserve">条即可），避免过多展望稀释各点的论述深度。</w:t>
-      </w:r>
-    </w:p>
-    <w:bookmarkEnd w:id="104"/>
-    <w:bookmarkStart w:id="105" w:name="参考文献-1"/>
-    <w:p>
-      <w:pPr>
-        <w:pStyle w:val="Heading3"/>
-      </w:pPr>
-      <w:r>
-        <w:rPr>
-          <w:rFonts w:hint="eastAsia"/>
-        </w:rPr>
-        <w:t xml:space="preserve">参考文献</w:t>
-      </w:r>
-    </w:p>
-    <w:p>
-      <w:pPr>
-        <w:pStyle w:val="FirstParagraph"/>
-      </w:pPr>
-      <w:r>
-        <w:rPr>
-          <w:rFonts w:hint="eastAsia"/>
-        </w:rPr>
-        <w:t xml:space="preserve">[建议</w:t>
-      </w:r>
-      <w:r>
-        <w:t xml:space="preserve"> R-1] </w:t>
-      </w:r>
-      <w:r>
-        <w:rPr>
-          <w:rFonts w:hint="eastAsia"/>
-        </w:rPr>
-        <w:t xml:space="preserve">参考文献共</w:t>
-      </w:r>
-      <w:r>
-        <w:t xml:space="preserve"> 18 </w:t>
-      </w:r>
-      <w:r>
-        <w:rPr>
-          <w:rFonts w:hint="eastAsia"/>
-        </w:rPr>
-        <w:t xml:space="preserve">条，数量基本合理。建议检查以下几点：</w:t>
-      </w:r>
-      <w:r>
-        <w:t xml:space="preserve"> </w:t>
-      </w:r>
-      <w:r>
-        <w:t xml:space="preserve">1. </w:t>
-      </w:r>
-      <w:r>
-        <w:rPr>
-          <w:rFonts w:hint="eastAsia"/>
-        </w:rPr>
-        <w:t xml:space="preserve">文献格式统一性：期刊文献已采用</w:t>
-      </w:r>
-      <w:r>
-        <w:t xml:space="preserve"> [J] </w:t>
-      </w:r>
-      <w:r>
-        <w:rPr>
-          <w:rFonts w:hint="eastAsia"/>
-        </w:rPr>
-        <w:t xml:space="preserve">标注，会议文献已采用</w:t>
-      </w:r>
-      <w:r>
-        <w:t xml:space="preserve"> [C] </w:t>
-      </w:r>
-      <w:r>
-        <w:rPr>
-          <w:rFonts w:hint="eastAsia"/>
-        </w:rPr>
-        <w:t xml:space="preserve">标注，专著已采用</w:t>
-      </w:r>
-      <w:r>
-        <w:t xml:space="preserve"> [M] </w:t>
-      </w:r>
-      <w:r>
-        <w:rPr>
-          <w:rFonts w:hint="eastAsia"/>
-        </w:rPr>
-        <w:t xml:space="preserve">标注，格式基本规范。建议确认各文献的期/卷/期号格式与所在学院要求一致（部分院校要求</w:t>
-      </w:r>
-      <w:r>
-        <w:t xml:space="preserve"> DOI </w:t>
-      </w:r>
-      <w:r>
-        <w:rPr>
-          <w:rFonts w:hint="eastAsia"/>
-        </w:rPr>
-        <w:t xml:space="preserve">字段）。</w:t>
-      </w:r>
-      <w:r>
-        <w:t xml:space="preserve"> </w:t>
-      </w:r>
-      <w:r>
-        <w:t xml:space="preserve">2. </w:t>
-      </w:r>
-      <w:r>
-        <w:rPr>
-          <w:rFonts w:hint="eastAsia"/>
-        </w:rPr>
-        <w:t xml:space="preserve">中文文献：正文引用的方法（如</w:t>
-      </w:r>
-      <w:r>
-        <w:t xml:space="preserve"> </w:t>
-      </w:r>
-      <w:r>
-        <w:rPr>
-          <w:rFonts w:hint="eastAsia"/>
-        </w:rPr>
-        <w:t xml:space="preserve">neuroCombat）若有对应中文综述文献，可适当补充，提高中文参考文献比例（部分答辩委员会对此有要求）。</w:t>
-      </w:r>
-      <w:r>
-        <w:t xml:space="preserve"> </w:t>
-      </w:r>
-      <w:r>
-        <w:t xml:space="preserve">3. </w:t>
-      </w:r>
-      <w:r>
-        <w:rPr>
-          <w:rFonts w:hint="eastAsia"/>
-        </w:rPr>
-        <w:t xml:space="preserve">文献时效性：现有文献最新为</w:t>
-      </w:r>
-      <w:r>
-        <w:t xml:space="preserve"> 2021 </w:t>
-      </w:r>
-      <w:r>
-        <w:rPr>
-          <w:rFonts w:hint="eastAsia"/>
-        </w:rPr>
-        <w:t xml:space="preserve">年（MetaboAnalyst</w:t>
-      </w:r>
-      <w:r>
-        <w:t xml:space="preserve"> 5.0 </w:t>
-      </w:r>
-      <w:r>
-        <w:rPr>
-          <w:rFonts w:hint="eastAsia"/>
-        </w:rPr>
-        <w:t xml:space="preserve">[7]），建议补充</w:t>
-      </w:r>
-      <w:r>
-        <w:t xml:space="preserve"> </w:t>
-      </w:r>
-      <w:r>
-        <w:rPr>
-          <w:rFonts w:hint="eastAsia"/>
-        </w:rPr>
-        <w:t xml:space="preserve">1～2</w:t>
-      </w:r>
-      <w:r>
-        <w:t xml:space="preserve"> </w:t>
-      </w:r>
-      <w:r>
-        <w:rPr>
-          <w:rFonts w:hint="eastAsia"/>
-        </w:rPr>
-        <w:t xml:space="preserve">篇</w:t>
-      </w:r>
-      <w:r>
-        <w:t xml:space="preserve"> 2022 </w:t>
-      </w:r>
-      <w:r>
-        <w:rPr>
-          <w:rFonts w:hint="eastAsia"/>
-        </w:rPr>
-        <w:t xml:space="preserve">年及以后的相关领域进展文献（如代谢组学数据分析新方法、批次效应校正近期进展），体现对前沿研究的跟踪。</w:t>
-      </w:r>
-      <w:r>
-        <w:t xml:space="preserve"> </w:t>
-      </w:r>
-      <w:r>
-        <w:t xml:space="preserve">4. </w:t>
-      </w:r>
-      <w:r>
-        <w:rPr>
-          <w:rFonts w:hint="eastAsia"/>
-        </w:rPr>
-        <w:t xml:space="preserve">正文引用匹配：建议全文检索正文中”[n]“格式的引用标注，确认所有引用在参考文献列表中均有对应条目，且无文献列出但正文未引用的情况。</w:t>
-      </w:r>
-    </w:p>
-    <w:p>
-      <w:r>
-        <w:pict>
-          <v:rect style="width:0;height:1.5pt" o:hralign="center" o:hrstd="t" o:hr="t"/>
-        </w:pict>
-      </w:r>
-    </w:p>
-    <w:bookmarkEnd w:id="105"/>
-    <w:bookmarkEnd w:id="106"/>
-    <w:bookmarkStart w:id="107" w:name="总结"/>
-    <w:p>
-      <w:pPr>
-        <w:pStyle w:val="Heading2"/>
-      </w:pPr>
-      <w:r>
-        <w:rPr>
-          <w:rFonts w:hint="eastAsia"/>
-        </w:rPr>
-        <w:t xml:space="preserve">总结</w:t>
-      </w:r>
-    </w:p>
-    <w:p>
-      <w:pPr>
-        <w:pStyle w:val="FirstParagraph"/>
-      </w:pPr>
-      <w:r>
-        <w:rPr>
-          <w:rFonts w:hint="eastAsia"/>
-        </w:rPr>
-        <w:t xml:space="preserve">本轮（V3）在</w:t>
-      </w:r>
-      <w:r>
-        <w:t xml:space="preserve"> V2 </w:t>
-      </w:r>
-      <w:r>
-        <w:rPr>
-          <w:rFonts w:hint="eastAsia"/>
-        </w:rPr>
-        <w:t xml:space="preserve">全部修改基础上，仅做章序重排与章号</w:t>
-      </w:r>
-      <w:r>
-        <w:t xml:space="preserve"> / </w:t>
-      </w:r>
-      <w:r>
-        <w:rPr>
-          <w:rFonts w:hint="eastAsia"/>
-        </w:rPr>
-        <w:t xml:space="preserve">公式号</w:t>
-      </w:r>
-      <w:r>
-        <w:t xml:space="preserve"> / </w:t>
-      </w:r>
-      <w:r>
-        <w:rPr>
-          <w:rFonts w:hint="eastAsia"/>
-        </w:rPr>
-        <w:t xml:space="preserve">表号</w:t>
-      </w:r>
-      <w:r>
-        <w:t xml:space="preserve"> / </w:t>
-      </w:r>
-      <w:r>
-        <w:rPr>
-          <w:rFonts w:hint="eastAsia"/>
-        </w:rPr>
-        <w:t xml:space="preserve">图号</w:t>
-      </w:r>
-      <w:r>
-        <w:t xml:space="preserve"> / </w:t>
-      </w:r>
-      <w:r>
-        <w:rPr>
-          <w:rFonts w:hint="eastAsia"/>
-        </w:rPr>
-        <w:t xml:space="preserve">交叉引用同步，未改动任何技术论断与实验数据。修改类型如下：</w:t>
-      </w:r>
-    </w:p>
-    <w:tbl>
-      <w:tblPr>
-        <w:tblStyle w:val="Table"/>
-        <w:tblW w:type="pct" w:w="5000"/>
-        <w:tblLayout w:type="fixed"/>
-        <w:tblLook w:firstRow="1" w:lastRow="0" w:firstColumn="0" w:lastColumn="0" w:noHBand="0" w:noVBand="0" w:val="0020"/>
-      </w:tblPr>
-      <w:tblGrid>
-        <w:gridCol w:w="3394"/>
-        <w:gridCol w:w="2262"/>
-        <w:gridCol w:w="2262"/>
-      </w:tblGrid>
-      <w:tr>
-        <w:trPr>
-          <w:tblHeader w:val="on"/>
-        </w:trPr>
-        <w:tc>
-          <w:tcPr/>
-          <w:p>
-            <w:pPr>
-              <w:pStyle w:val="Compact"/>
-              <w:jc w:val="left"/>
-            </w:pPr>
-            <w:r>
-              <w:rPr>
-                <w:rFonts w:hint="eastAsia"/>
-              </w:rPr>
-              <w:t xml:space="preserve">修改类型</w:t>
-            </w:r>
-          </w:p>
-        </w:tc>
-        <w:tc>
-          <w:tcPr/>
-          <w:p>
-            <w:pPr>
-              <w:pStyle w:val="Compact"/>
-              <w:jc w:val="center"/>
-            </w:pPr>
-            <w:r>
-              <w:rPr>
-                <w:rFonts w:hint="eastAsia"/>
-              </w:rPr>
-              <w:t xml:space="preserve">数量</w:t>
-            </w:r>
-          </w:p>
-        </w:tc>
-        <w:tc>
-          <w:tcPr/>
-          <w:p>
-            <w:pPr>
-              <w:pStyle w:val="Compact"/>
-              <w:jc w:val="left"/>
-            </w:pPr>
-            <w:r>
-              <w:rPr>
-                <w:rFonts w:hint="eastAsia"/>
-              </w:rPr>
-              <w:t xml:space="preserve">说明</w:t>
-            </w:r>
-          </w:p>
-        </w:tc>
-      </w:tr>
-      <w:tr>
-        <w:tc>
-          <w:tcPr/>
-          <w:p>
-            <w:pPr>
-              <w:pStyle w:val="Compact"/>
-              <w:jc w:val="left"/>
-            </w:pPr>
-            <w:r>
-              <w:rPr>
-                <w:rFonts w:hint="eastAsia"/>
-              </w:rPr>
-              <w:t xml:space="preserve">章序重排</w:t>
-            </w:r>
-          </w:p>
-        </w:tc>
-        <w:tc>
-          <w:tcPr/>
-          <w:p>
-            <w:pPr>
-              <w:pStyle w:val="Compact"/>
-              <w:jc w:val="center"/>
-            </w:pPr>
-            <w:r>
-              <w:t xml:space="preserve">4 </w:t>
-            </w:r>
-            <w:r>
-              <w:rPr>
-                <w:rFonts w:hint="eastAsia"/>
-              </w:rPr>
-              <w:t xml:space="preserve">章移位</w:t>
-            </w:r>
-          </w:p>
-        </w:tc>
-        <w:tc>
-          <w:tcPr/>
-          <w:p>
-            <w:pPr>
-              <w:pStyle w:val="Compact"/>
-              <w:jc w:val="left"/>
-            </w:pPr>
-            <w:r>
-              <w:rPr>
-                <w:rFonts w:hint="eastAsia"/>
-              </w:rPr>
-              <w:t xml:space="preserve">算法章</w:t>
-            </w:r>
-            <w:r>
-              <w:t xml:space="preserve"> </w:t>
-            </w:r>
-            <w:r>
-              <w:rPr>
-                <w:rFonts w:hint="eastAsia"/>
-              </w:rPr>
-              <w:t xml:space="preserve">4→3、实验章</w:t>
-            </w:r>
-            <w:r>
-              <w:t xml:space="preserve"> </w:t>
-            </w:r>
-            <w:r>
-              <w:rPr>
-                <w:rFonts w:hint="eastAsia"/>
-              </w:rPr>
-              <w:t xml:space="preserve">6→4、系统设计</w:t>
-            </w:r>
-            <w:r>
-              <w:t xml:space="preserve"> </w:t>
-            </w:r>
-            <w:r>
-              <w:rPr>
-                <w:rFonts w:hint="eastAsia"/>
-              </w:rPr>
-              <w:t xml:space="preserve">3→5、系统实现</w:t>
-            </w:r>
-            <w:r>
-              <w:t xml:space="preserve"> 5→6</w:t>
-            </w:r>
-          </w:p>
-        </w:tc>
-      </w:tr>
-      <w:tr>
-        <w:tc>
-          <w:tcPr/>
-          <w:p>
-            <w:pPr>
-              <w:pStyle w:val="Compact"/>
-              <w:jc w:val="left"/>
-            </w:pPr>
-            <w:r>
-              <w:rPr>
-                <w:rFonts w:hint="eastAsia"/>
-              </w:rPr>
-              <w:t xml:space="preserve">章号</w:t>
-            </w:r>
-            <w:r>
-              <w:t xml:space="preserve"> / </w:t>
-            </w:r>
-            <w:r>
-              <w:rPr>
-                <w:rFonts w:hint="eastAsia"/>
-              </w:rPr>
-              <w:t xml:space="preserve">子节号</w:t>
-            </w:r>
-            <w:r>
-              <w:t xml:space="preserve"> / </w:t>
-            </w:r>
-            <w:r>
-              <w:rPr>
-                <w:rFonts w:hint="eastAsia"/>
-              </w:rPr>
-              <w:t xml:space="preserve">公式号</w:t>
-            </w:r>
-            <w:r>
-              <w:t xml:space="preserve"> / </w:t>
-            </w:r>
-            <w:r>
-              <w:rPr>
-                <w:rFonts w:hint="eastAsia"/>
-              </w:rPr>
-              <w:t xml:space="preserve">表号</w:t>
-            </w:r>
-            <w:r>
-              <w:t xml:space="preserve"> / </w:t>
-            </w:r>
-            <w:r>
-              <w:rPr>
-                <w:rFonts w:hint="eastAsia"/>
-              </w:rPr>
-              <w:t xml:space="preserve">图号同步</w:t>
-            </w:r>
-          </w:p>
-        </w:tc>
-        <w:tc>
-          <w:tcPr/>
-          <w:p>
-            <w:pPr>
-              <w:pStyle w:val="Compact"/>
-              <w:jc w:val="center"/>
-            </w:pPr>
-            <w:r>
-              <w:rPr>
-                <w:rFonts w:hint="eastAsia"/>
-              </w:rPr>
-              <w:t xml:space="preserve">全章</w:t>
-            </w:r>
-          </w:p>
-        </w:tc>
-        <w:tc>
-          <w:tcPr/>
-          <w:p>
-            <w:pPr>
-              <w:pStyle w:val="Compact"/>
-              <w:jc w:val="left"/>
-            </w:pPr>
-            <w:r>
-              <w:rPr>
-                <w:rFonts w:hint="eastAsia"/>
-              </w:rPr>
-              <w:t xml:space="preserve">通过脚本统一替换</w:t>
-            </w:r>
-          </w:p>
-        </w:tc>
-      </w:tr>
-      <w:tr>
-        <w:tc>
-          <w:tcPr/>
-          <w:p>
-            <w:pPr>
-              <w:pStyle w:val="Compact"/>
-              <w:jc w:val="left"/>
-            </w:pPr>
-            <w:r>
-              <w:rPr>
-                <w:rFonts w:hint="eastAsia"/>
-              </w:rPr>
-              <w:t xml:space="preserve">交叉引用更新</w:t>
-            </w:r>
-          </w:p>
-        </w:tc>
-        <w:tc>
-          <w:tcPr/>
-          <w:p>
-            <w:pPr>
-              <w:pStyle w:val="Compact"/>
-              <w:jc w:val="center"/>
-            </w:pPr>
-            <w:r>
-              <w:t xml:space="preserve">8 </w:t>
-            </w:r>
-            <w:r>
-              <w:rPr>
-                <w:rFonts w:hint="eastAsia"/>
-              </w:rPr>
-              <w:t xml:space="preserve">处</w:t>
-            </w:r>
-            <w:r>
-              <w:t xml:space="preserve"> + 1.4 </w:t>
-            </w:r>
-            <w:r>
-              <w:rPr>
-                <w:rFonts w:hint="eastAsia"/>
-              </w:rPr>
-              <w:t xml:space="preserve">节</w:t>
-            </w:r>
-            <w:r>
-              <w:t xml:space="preserve"> + Part 2 </w:t>
-            </w:r>
-            <w:r>
-              <w:rPr>
-                <w:rFonts w:hint="eastAsia"/>
-              </w:rPr>
-              <w:t xml:space="preserve">注释</w:t>
-            </w:r>
-          </w:p>
-        </w:tc>
-        <w:tc>
-          <w:tcPr/>
-          <w:p>
-            <w:pPr>
-              <w:pStyle w:val="Compact"/>
-              <w:jc w:val="left"/>
-            </w:pPr>
-            <w:r>
-              <w:rPr>
-                <w:rFonts w:hint="eastAsia"/>
-              </w:rPr>
-              <w:t xml:space="preserve">“详见第</w:t>
-            </w:r>
-            <w:r>
-              <w:t xml:space="preserve"> X </w:t>
-            </w:r>
-            <w:r>
-              <w:rPr>
-                <w:rFonts w:hint="eastAsia"/>
-              </w:rPr>
-              <w:t xml:space="preserve">章”</w:t>
-            </w:r>
-            <w:r>
-              <w:t xml:space="preserve"> </w:t>
-            </w:r>
-            <w:r>
-              <w:t xml:space="preserve">/</w:t>
-            </w:r>
-            <w:r>
-              <w:t xml:space="preserve"> </w:t>
-            </w:r>
-            <w:r>
-              <w:rPr>
-                <w:rFonts w:hint="eastAsia"/>
-              </w:rPr>
-              <w:t xml:space="preserve">“公式</w:t>
-            </w:r>
-            <w:r>
-              <w:t xml:space="preserve"> X-Y”</w:t>
-            </w:r>
-            <w:r>
-              <w:t xml:space="preserve"> </w:t>
-            </w:r>
-            <w:r>
-              <w:t xml:space="preserve">/</w:t>
-            </w:r>
-            <w:r>
-              <w:t xml:space="preserve"> </w:t>
-            </w:r>
-            <w:r>
-              <w:rPr>
-                <w:rFonts w:hint="eastAsia"/>
-              </w:rPr>
-              <w:t xml:space="preserve">“将在第</w:t>
-            </w:r>
-            <w:r>
-              <w:t xml:space="preserve"> X </w:t>
-            </w:r>
-            <w:r>
-              <w:rPr>
-                <w:rFonts w:hint="eastAsia"/>
-              </w:rPr>
-              <w:t xml:space="preserve">章”</w:t>
-            </w:r>
-            <w:r>
-              <w:t xml:space="preserve"> </w:t>
-            </w:r>
-            <w:r>
-              <w:rPr>
-                <w:rFonts w:hint="eastAsia"/>
-              </w:rPr>
-              <w:t xml:space="preserve">系列</w:t>
-            </w:r>
-          </w:p>
-        </w:tc>
-      </w:tr>
-      <w:tr>
-        <w:tc>
-          <w:tcPr/>
-          <w:p>
-            <w:pPr>
-              <w:pStyle w:val="Compact"/>
-              <w:jc w:val="left"/>
-            </w:pPr>
-            <w:r>
-              <w:rPr>
-                <w:rFonts w:hint="eastAsia"/>
-              </w:rPr>
-              <w:t xml:space="preserve">删除写作进度说明注释行（V2</w:t>
-            </w:r>
-            <w:r>
-              <w:t xml:space="preserve"> </w:t>
-            </w:r>
-            <w:r>
-              <w:rPr>
-                <w:rFonts w:hint="eastAsia"/>
-              </w:rPr>
-              <w:t xml:space="preserve">完成）</w:t>
-            </w:r>
-          </w:p>
-        </w:tc>
-        <w:tc>
-          <w:tcPr/>
-          <w:p>
-            <w:pPr>
-              <w:pStyle w:val="Compact"/>
-              <w:jc w:val="center"/>
-            </w:pPr>
-            <w:r>
-              <w:rPr>
-                <w:rFonts w:hint="eastAsia"/>
-              </w:rPr>
-              <w:t xml:space="preserve">若干处</w:t>
-            </w:r>
-          </w:p>
-        </w:tc>
-        <w:tc>
-          <w:tcPr/>
-          <w:p>
-            <w:pPr>
-              <w:pStyle w:val="Compact"/>
-              <w:jc w:val="left"/>
-            </w:pPr>
-            <w:r>
-              <w:rPr>
-                <w:rFonts w:hint="eastAsia"/>
-              </w:rPr>
-              <w:t xml:space="preserve">原文含</w:t>
-            </w:r>
-            <w:r>
-              <w:t xml:space="preserve"> </w:t>
-            </w:r>
-            <w:r>
-              <w:rPr>
-                <w:rStyle w:val="VerbatimChar"/>
-              </w:rPr>
-              <w:t xml:space="preserve">&gt; </w:t>
-            </w:r>
-            <w:r>
-              <w:rPr>
-                <w:rStyle w:val="VerbatimChar"/>
-                <w:rFonts w:hint="eastAsia"/>
-              </w:rPr>
-              <w:t xml:space="preserve">**写作说明**</w:t>
-            </w:r>
-            <w:r>
-              <w:t xml:space="preserve"> </w:t>
-            </w:r>
-            <w:r>
-              <w:rPr>
-                <w:rFonts w:hint="eastAsia"/>
-              </w:rPr>
-              <w:t xml:space="preserve">等写作辅助块</w:t>
-            </w:r>
-          </w:p>
-        </w:tc>
-      </w:tr>
-      <w:tr>
-        <w:tc>
-          <w:tcPr/>
-          <w:p>
-            <w:pPr>
-              <w:pStyle w:val="Compact"/>
-              <w:jc w:val="left"/>
-            </w:pPr>
-            <w:r>
-              <w:rPr>
-                <w:rFonts w:hint="eastAsia"/>
-              </w:rPr>
-              <w:t xml:space="preserve">移除</w:t>
-            </w:r>
-            <w:r>
-              <w:t xml:space="preserve"> Markdown </w:t>
-            </w:r>
-            <w:r>
-              <w:rPr>
-                <w:rFonts w:hint="eastAsia"/>
-              </w:rPr>
-              <w:t xml:space="preserve">加粗符号（V2</w:t>
-            </w:r>
-            <w:r>
-              <w:t xml:space="preserve"> </w:t>
-            </w:r>
-            <w:r>
-              <w:rPr>
-                <w:rFonts w:hint="eastAsia"/>
-              </w:rPr>
-              <w:t xml:space="preserve">完成）</w:t>
-            </w:r>
-          </w:p>
-        </w:tc>
-        <w:tc>
-          <w:tcPr/>
-          <w:p>
-            <w:pPr>
-              <w:pStyle w:val="Compact"/>
-              <w:jc w:val="center"/>
-            </w:pPr>
-            <w:r>
-              <w:rPr>
-                <w:rFonts w:hint="eastAsia"/>
-              </w:rPr>
-              <w:t xml:space="preserve">全文</w:t>
-            </w:r>
-          </w:p>
-        </w:tc>
-        <w:tc>
-          <w:tcPr/>
-          <w:p>
-            <w:pPr>
-              <w:pStyle w:val="Compact"/>
-              <w:jc w:val="left"/>
-            </w:pPr>
-            <w:r>
-              <w:rPr>
-                <w:rStyle w:val="VerbatimChar"/>
-                <w:rFonts w:hint="eastAsia"/>
-              </w:rPr>
-              <w:t xml:space="preserve">**文字**</w:t>
-            </w:r>
-            <w:r>
-              <w:t xml:space="preserve"> </w:t>
-            </w:r>
-            <w:r>
-              <w:t xml:space="preserve">→</w:t>
-            </w:r>
-            <w:r>
-              <w:t xml:space="preserve"> </w:t>
-            </w:r>
-            <w:r>
-              <w:rPr>
-                <w:rStyle w:val="VerbatimChar"/>
-                <w:rFonts w:hint="eastAsia"/>
-              </w:rPr>
-              <w:t xml:space="preserve">文字</w:t>
-            </w:r>
-            <w:r>
-              <w:rPr>
-                <w:rFonts w:hint="eastAsia"/>
-              </w:rPr>
-              <w:t xml:space="preserve">，适配纯文本</w:t>
-            </w:r>
-            <w:r>
-              <w:t xml:space="preserve"> / Word </w:t>
-            </w:r>
-            <w:r>
-              <w:rPr>
-                <w:rFonts w:hint="eastAsia"/>
-              </w:rPr>
-              <w:t xml:space="preserve">输出</w:t>
-            </w:r>
-          </w:p>
-        </w:tc>
-      </w:tr>
-      <w:tr>
-        <w:tc>
-          <w:tcPr/>
-          <w:p>
-            <w:pPr>
-              <w:pStyle w:val="Compact"/>
-              <w:jc w:val="left"/>
-            </w:pPr>
-            <w:r>
-              <w:rPr>
-                <w:rFonts w:hint="eastAsia"/>
-              </w:rPr>
-              <w:t xml:space="preserve">修复介词缺失语病（V2</w:t>
-            </w:r>
-            <w:r>
-              <w:t xml:space="preserve"> </w:t>
-            </w:r>
-            <w:r>
-              <w:rPr>
-                <w:rFonts w:hint="eastAsia"/>
-              </w:rPr>
-              <w:t xml:space="preserve">完成）</w:t>
-            </w:r>
-          </w:p>
-        </w:tc>
-        <w:tc>
-          <w:tcPr/>
-          <w:p>
-            <w:pPr>
-              <w:pStyle w:val="Compact"/>
-              <w:jc w:val="center"/>
-            </w:pPr>
-            <w:r>
-              <w:t xml:space="preserve">1 </w:t>
-            </w:r>
-            <w:r>
-              <w:rPr>
-                <w:rFonts w:hint="eastAsia"/>
-              </w:rPr>
-              <w:t xml:space="preserve">处</w:t>
-            </w:r>
-          </w:p>
-        </w:tc>
-        <w:tc>
-          <w:tcPr/>
-          <w:p>
-            <w:pPr>
-              <w:pStyle w:val="Compact"/>
-              <w:jc w:val="left"/>
-            </w:pPr>
-            <w:r>
-              <w:rPr>
-                <w:rFonts w:hint="eastAsia"/>
-              </w:rPr>
-              <w:t xml:space="preserve">“一定程度上”</w:t>
-            </w:r>
-            <w:r>
-              <w:t xml:space="preserve"> </w:t>
-            </w:r>
-            <w:r>
-              <w:t xml:space="preserve">→</w:t>
-            </w:r>
-            <w:r>
-              <w:t xml:space="preserve"> </w:t>
-            </w:r>
-            <w:r>
-              <w:rPr>
-                <w:rFonts w:hint="eastAsia"/>
-              </w:rPr>
-              <w:t xml:space="preserve">“在一定程度上”</w:t>
-            </w:r>
-          </w:p>
-        </w:tc>
-      </w:tr>
-      <w:tr>
-        <w:tc>
-          <w:tcPr/>
-          <w:p>
-            <w:pPr>
-              <w:pStyle w:val="Compact"/>
-              <w:jc w:val="left"/>
-            </w:pPr>
-            <w:r>
-              <w:rPr>
-                <w:rFonts w:hint="eastAsia"/>
-              </w:rPr>
-              <w:t xml:space="preserve">中英文间距规范化（V2</w:t>
-            </w:r>
-            <w:r>
-              <w:t xml:space="preserve"> </w:t>
-            </w:r>
-            <w:r>
-              <w:rPr>
-                <w:rFonts w:hint="eastAsia"/>
-              </w:rPr>
-              <w:t xml:space="preserve">完成）</w:t>
-            </w:r>
-          </w:p>
-        </w:tc>
-        <w:tc>
-          <w:tcPr/>
-          <w:p>
-            <w:pPr>
-              <w:pStyle w:val="Compact"/>
-              <w:jc w:val="center"/>
-            </w:pPr>
-            <w:r>
-              <w:t xml:space="preserve">1 </w:t>
-            </w:r>
-            <w:r>
-              <w:rPr>
-                <w:rFonts w:hint="eastAsia"/>
-              </w:rPr>
-              <w:t xml:space="preserve">处</w:t>
-            </w:r>
-          </w:p>
-        </w:tc>
-        <w:tc>
-          <w:tcPr/>
-          <w:p>
-            <w:pPr>
-              <w:pStyle w:val="Compact"/>
-              <w:jc w:val="left"/>
-            </w:pPr>
-            <w:r>
-              <w:rPr>
-                <w:rFonts w:hint="eastAsia"/>
-              </w:rPr>
-              <w:t xml:space="preserve">“单细胞RNA测序”</w:t>
-            </w:r>
-            <w:r>
-              <w:t xml:space="preserve"> </w:t>
-            </w:r>
-            <w:r>
-              <w:t xml:space="preserve">→</w:t>
-            </w:r>
-            <w:r>
-              <w:t xml:space="preserve"> </w:t>
-            </w:r>
-            <w:r>
-              <w:rPr>
-                <w:rFonts w:hint="eastAsia"/>
-              </w:rPr>
-              <w:t xml:space="preserve">“单细胞</w:t>
-            </w:r>
-            <w:r>
-              <w:t xml:space="preserve"> RNA </w:t>
-            </w:r>
-            <w:r>
-              <w:rPr>
-                <w:rFonts w:hint="eastAsia"/>
-              </w:rPr>
-              <w:t xml:space="preserve">测序”</w:t>
-            </w:r>
-          </w:p>
-        </w:tc>
-      </w:tr>
-      <w:tr>
-        <w:tc>
-          <w:tcPr/>
-          <w:p>
-            <w:pPr>
-              <w:pStyle w:val="Compact"/>
-              <w:jc w:val="left"/>
-            </w:pPr>
-            <w:r>
-              <w:rPr>
-                <w:rFonts w:hint="eastAsia"/>
-              </w:rPr>
-              <w:t xml:space="preserve">内容实质修改</w:t>
-            </w:r>
-          </w:p>
-        </w:tc>
-        <w:tc>
-          <w:tcPr/>
-          <w:p>
-            <w:pPr>
-              <w:pStyle w:val="Compact"/>
-              <w:jc w:val="center"/>
-            </w:pPr>
-            <w:r>
-              <w:t xml:space="preserve">0 </w:t>
-            </w:r>
-            <w:r>
-              <w:rPr>
-                <w:rFonts w:hint="eastAsia"/>
-              </w:rPr>
-              <w:t xml:space="preserve">处</w:t>
-            </w:r>
-          </w:p>
-        </w:tc>
-        <w:tc>
-          <w:tcPr/>
-          <w:p>
-            <w:pPr>
-              <w:pStyle w:val="Compact"/>
-              <w:jc w:val="left"/>
-            </w:pPr>
-            <w:r>
-              <w:rPr>
-                <w:rFonts w:hint="eastAsia"/>
-              </w:rPr>
-              <w:t xml:space="preserve">遵循”尊重原著、克制修改”原则，未改动任何技术论断</w:t>
-            </w:r>
-          </w:p>
-        </w:tc>
-      </w:tr>
-    </w:tbl>
-    <w:p>
-      <w:pPr>
-        <w:pStyle w:val="BodyText"/>
-      </w:pPr>
-      <w:r>
-        <w:t xml:space="preserve">V3 </w:t>
-      </w:r>
-      <w:r>
-        <w:rPr>
-          <w:rFonts w:hint="eastAsia"/>
-        </w:rPr>
-        <w:t xml:space="preserve">章序符合导师反馈”方法算法与实验数据放一起、系统设计与系统实现放一块”的意见，全文技术论述严谨，实验数据详实，工程实现完整，符合计算机科学方向工程型学位论文的写作要求。按上述建议补充图表、规范参考文献格式后，论文可达到较高的提交质量。</w:t>
-      </w:r>
-    </w:p>
-    <w:p>
-      <w:pPr>
-        <w:pStyle w:val="Compact"/>
-        <w:numPr>
-          <w:ilvl w:val="0"/>
-          <w:numId w:val="1005"/>
-        </w:numPr>
-      </w:pPr>
-      <w:r>
-        <w:rPr>
-          <w:rFonts w:hint="eastAsia"/>
-        </w:rPr>
-        <w:t xml:space="preserve">提供</w:t>
-      </w:r>
-      <w:r>
-        <w:t xml:space="preserve"> Mask-then-Impute </w:t>
-      </w:r>
-      <w:r>
-        <w:rPr>
-          <w:rFonts w:hint="eastAsia"/>
-        </w:rPr>
-        <w:t xml:space="preserve">评估结果展示（RMSE/MAE/NRMSE</w:t>
-      </w:r>
-      <w:r>
-        <w:t xml:space="preserve"> </w:t>
-      </w:r>
-      <w:r>
-        <w:rPr>
-          <w:rFonts w:hint="eastAsia"/>
-        </w:rPr>
-        <w:t xml:space="preserve">对比</w:t>
-      </w:r>
-    </w:p>
-    <w:bookmarkEnd w:id="107"/>
-    <w:bookmarkEnd w:id="108"/>
     <w:sectPr>
       <w:footnotePr>
         <w:numRestart w:val="eachSect"/>
@@ -23340,109 +19230,6 @@
       <w:pPr>
         <w:ind w:left="6480" w:hanging="360"/>
       </w:pPr>
-    </w:lvl>
-  </w:abstractNum>
-  <w:abstractNum w:abstractNumId="991">
-    <w:nsid w:val="0000A991"/>
-    <w:multiLevelType w:val="multilevel"/>
-    <w:lvl w:ilvl="0">
-      <w:numFmt w:val="bullet"/>
-      <w:lvlText w:val=""/>
-      <w:lvlJc w:val="left"/>
-      <w:pPr>
-        <w:ind w:left="720" w:hanging="360"/>
-      </w:pPr>
-      <w:rPr>
-        <w:rFonts w:ascii="Symbol" w:hAnsi="Symbol" w:cs="Symbol" w:hint="default"/>
-      </w:rPr>
-    </w:lvl>
-    <w:lvl w:ilvl="1">
-      <w:numFmt w:val="bullet"/>
-      <w:lvlText w:val="o"/>
-      <w:lvlJc w:val="left"/>
-      <w:pPr>
-        <w:ind w:left="1440" w:hanging="360"/>
-      </w:pPr>
-      <w:rPr>
-        <w:rFonts w:ascii="Courier New" w:hAnsi="Courier New" w:cs="Courier New" w:hint="default"/>
-      </w:rPr>
-    </w:lvl>
-    <w:lvl w:ilvl="2">
-      <w:numFmt w:val="bullet"/>
-      <w:lvlText w:val=""/>
-      <w:lvlJc w:val="left"/>
-      <w:pPr>
-        <w:ind w:left="2160" w:hanging="360"/>
-      </w:pPr>
-      <w:rPr>
-        <w:rFonts w:ascii="Wingdings" w:hAnsi="Wingdings" w:cs="Wingdings" w:hint="default"/>
-      </w:rPr>
-    </w:lvl>
-    <w:lvl w:ilvl="3">
-      <w:numFmt w:val="bullet"/>
-      <w:lvlText w:val=""/>
-      <w:lvlJc w:val="left"/>
-      <w:pPr>
-        <w:ind w:left="2880" w:hanging="360"/>
-      </w:pPr>
-      <w:rPr>
-        <w:rFonts w:ascii="Symbol" w:hAnsi="Symbol" w:cs="Symbol" w:hint="default"/>
-      </w:rPr>
-    </w:lvl>
-    <w:lvl w:ilvl="4">
-      <w:numFmt w:val="bullet"/>
-      <w:lvlText w:val="o"/>
-      <w:lvlJc w:val="left"/>
-      <w:pPr>
-        <w:ind w:left="3600" w:hanging="360"/>
-      </w:pPr>
-      <w:rPr>
-        <w:rFonts w:ascii="Courier New" w:hAnsi="Courier New" w:cs="Courier New" w:hint="default"/>
-      </w:rPr>
-    </w:lvl>
-    <w:lvl w:ilvl="5">
-      <w:numFmt w:val="bullet"/>
-      <w:lvlText w:val=""/>
-      <w:lvlJc w:val="left"/>
-      <w:pPr>
-        <w:ind w:left="4320" w:hanging="360"/>
-      </w:pPr>
-      <w:rPr>
-        <w:rFonts w:ascii="Wingdings" w:hAnsi="Wingdings" w:cs="Wingdings" w:hint="default"/>
-      </w:rPr>
-    </w:lvl>
-    <w:lvl w:ilvl="6">
-      <w:numFmt w:val="bullet"/>
-      <w:lvlText w:val=""/>
-      <w:lvlJc w:val="left"/>
-      <w:pPr>
-        <w:ind w:left="5040" w:hanging="360"/>
-      </w:pPr>
-      <w:rPr>
-        <w:rFonts w:ascii="Symbol" w:hAnsi="Symbol" w:cs="Symbol" w:hint="default"/>
-      </w:rPr>
-    </w:lvl>
-    <w:lvl w:ilvl="7">
-      <w:numFmt w:val="bullet"/>
-      <w:lvlText w:val="o"/>
-      <w:lvlJc w:val="left"/>
-      <w:pPr>
-        <w:ind w:left="5760" w:hanging="360"/>
-      </w:pPr>
-      <w:rPr>
-        <w:rFonts w:ascii="Courier New" w:hAnsi="Courier New" w:cs="Courier New" w:hint="default"/>
-      </w:rPr>
-    </w:lvl>
-    <w:lvl w:ilvl="8">
-      <w:numFmt w:val="bullet"/>
-      <w:lvlText w:val=""/>
-      <w:lvlJc w:val="left"/>
-      <w:pPr>
-        <w:ind w:left="6480" w:hanging="360"/>
-      </w:pPr>
-      <w:rPr>
-        <w:rFonts w:ascii="Wingdings" w:hAnsi="Wingdings" w:cs="Wingdings" w:hint="default"/>
-      </w:rPr>
     </w:lvl>
   </w:abstractNum>
   <w:num w:numId="1000">
@@ -23567,9 +19354,6 @@
     <w:lvlOverride w:ilvl="8">
       <w:startOverride w:val="1"/>
     </w:lvlOverride>
-  </w:num>
-  <w:num w:numId="1005">
-    <w:abstractNumId w:val="991"/>
   </w:num>
 </w:numbering>
 </file>
